--- a/1_给你看/实验发现.docx
+++ b/1_给你看/实验发现.docx
@@ -3,17 +3,13 @@
 <w:document xmlns:wpc="http://schemas.microsoft.com/office/word/2010/wordprocessingCanvas" xmlns:mo="http://schemas.microsoft.com/office/mac/office/2008/main" xmlns:mc="http://schemas.openxmlformats.org/markup-compatibility/2006" xmlns:mv="urn:schemas-microsoft-com:mac:vml" xmlns:o="urn:schemas-microsoft-com:office:office" xmlns:r="http://schemas.openxmlformats.org/officeDocument/2006/relationships" xmlns:m="http://schemas.openxmlformats.org/officeDocument/2006/math" xmlns:v="urn:schemas-microsoft-com:vml" xmlns:wp14="http://schemas.microsoft.com/office/word/2010/wordprocessingDrawing" xmlns:wp="http://schemas.openxmlformats.org/drawingml/2006/wordprocessingDrawing" xmlns:w10="urn:schemas-microsoft-com:office:word" xmlns:w="http://schemas.openxmlformats.org/wordprocessingml/2006/main" xmlns:w14="http://schemas.microsoft.com/office/word/2010/wordml" xmlns:wpg="http://schemas.microsoft.com/office/word/2010/wordprocessingGroup" xmlns:wpi="http://schemas.microsoft.com/office/word/2010/wordprocessingInk" xmlns:wne="http://schemas.microsoft.com/office/word/2006/wordml" xmlns:wps="http://schemas.microsoft.com/office/word/2010/wordprocessingShape" mc:Ignorable="w14 wp14">
   <w:body>
     <w:p>
-      <w:pPr>
-        <w:pStyle w:val="Heading1"/>
-      </w:pPr>
       <w:r>
         <w:rPr>
           <w:rFonts w:ascii="Microsoft YaHei" w:hAnsi="Microsoft YaHei" w:eastAsia="Microsoft YaHei"/>
-          <w:b/>
-          <w:color w:val="17365D"/>
-          <w:sz w:val="32"/>
+          <w:b w:val="0"/>
+          <w:sz w:val="21"/>
         </w:rPr>
-        <w:t>实验发现(报告素材积累,按发现时间排列)</w:t>
+        <w:t>﻿# 实验发现(报告素材积累,按发现时间排列)</w:t>
       </w:r>
     </w:p>
     <w:p>
@@ -1837,6 +1833,43 @@
       <w:r>
         <w:rPr>
           <w:rFonts w:ascii="Microsoft YaHei" w:hAnsi="Microsoft YaHei" w:eastAsia="Microsoft YaHei"/>
+          <w:b/>
+          <w:sz w:val="21"/>
+        </w:rPr>
+        <w:t>H 口径版(0705,报告主口径=加减速+自适应)</w:t>
+      </w:r>
+      <w:r>
+        <w:rPr>
+          <w:rFonts w:ascii="Microsoft YaHei" w:hAnsi="Microsoft YaHei" w:eastAsia="Microsoft YaHei"/>
+          <w:b w:val="0"/>
+          <w:sz w:val="21"/>
+        </w:rPr>
+        <w:t xml:space="preserve">:awra 吞吐 268 次/h = 基线 136 的 </w:t>
+      </w:r>
+      <w:r>
+        <w:rPr>
+          <w:rFonts w:ascii="Microsoft YaHei" w:hAnsi="Microsoft YaHei" w:eastAsia="Microsoft YaHei"/>
+          <w:b/>
+          <w:sz w:val="21"/>
+        </w:rPr>
+        <w:t>1.97 倍(+97.5%)</w:t>
+      </w:r>
+      <w:r>
+        <w:rPr>
+          <w:rFonts w:ascii="Microsoft YaHei" w:hAnsi="Microsoft YaHei" w:eastAsia="Microsoft YaHei"/>
+          <w:b w:val="0"/>
+          <w:sz w:val="21"/>
+        </w:rPr>
+        <w:t>,混合流总时降 49.4%,双命令省 28.3%——加减速让绝对数更保守真实,相对优势保持;报告正文用这组,上表对照口径入附表。</w:t>
+      </w:r>
+    </w:p>
+    <w:p>
+      <w:pPr>
+        <w:pStyle w:val="ListBullet"/>
+      </w:pPr>
+      <w:r>
+        <w:rPr>
+          <w:rFonts w:ascii="Microsoft YaHei" w:hAnsi="Microsoft YaHei" w:eastAsia="Microsoft YaHei"/>
           <w:b w:val="0"/>
           <w:sz w:val="21"/>
         </w:rPr>
@@ -1849,7 +1882,7 @@
           <w:color w:val="1A4D7C"/>
           <w:sz w:val="21"/>
         </w:rPr>
-        <w:t>python sim/mixed_ops.py</w:t>
+        <w:t>python sim/mixed_ops.py --accel --adaptive</w:t>
       </w:r>
       <w:r>
         <w:rPr>
@@ -1857,41 +1890,7 @@
           <w:b w:val="0"/>
           <w:sz w:val="21"/>
         </w:rPr>
-        <w:t>(~5s;</w:t>
-      </w:r>
-      <w:r>
-        <w:rPr>
-          <w:rFonts w:ascii="Consolas" w:hAnsi="Consolas" w:eastAsia="Microsoft YaHei"/>
-          <w:b w:val="0"/>
-          <w:color w:val="1A4D7C"/>
-          <w:sz w:val="21"/>
-        </w:rPr>
-        <w:t>--accel</w:t>
-      </w:r>
-      <w:r>
-        <w:rPr>
-          <w:rFonts w:ascii="Microsoft YaHei" w:hAnsi="Microsoft YaHei" w:eastAsia="Microsoft YaHei"/>
-          <w:b w:val="0"/>
-          <w:sz w:val="21"/>
-        </w:rPr>
-        <w:t xml:space="preserve"> 切 L1 口径,</w:t>
-      </w:r>
-      <w:r>
-        <w:rPr>
-          <w:rFonts w:ascii="Consolas" w:hAnsi="Consolas" w:eastAsia="Microsoft YaHei"/>
-          <w:b w:val="0"/>
-          <w:color w:val="1A4D7C"/>
-          <w:sz w:val="21"/>
-        </w:rPr>
-        <w:t>--cycles</w:t>
-      </w:r>
-      <w:r>
-        <w:rPr>
-          <w:rFonts w:ascii="Microsoft YaHei" w:hAnsi="Microsoft YaHei" w:eastAsia="Microsoft YaHei"/>
-          <w:b w:val="0"/>
-          <w:sz w:val="21"/>
-        </w:rPr>
-        <w:t xml:space="preserve"> 调周期数)。</w:t>
+        <w:t>(H 口径;不带参数=对照口径)。</w:t>
       </w:r>
     </w:p>
     <w:p>
@@ -2435,6 +2434,59 @@
       <w:r>
         <w:rPr>
           <w:rFonts w:ascii="Microsoft YaHei" w:hAnsi="Microsoft YaHei" w:eastAsia="Microsoft YaHei"/>
+          <w:b/>
+          <w:sz w:val="21"/>
+        </w:rPr>
+        <w:t>H 口径版(0705)</w:t>
+      </w:r>
+      <w:r>
+        <w:rPr>
+          <w:rFonts w:ascii="Microsoft YaHei" w:hAnsi="Microsoft YaHei" w:eastAsia="Microsoft YaHei"/>
+          <w:b w:val="0"/>
+          <w:sz w:val="21"/>
+        </w:rPr>
+        <w:t>:awra 220 kWh/年,</w:t>
+      </w:r>
+      <w:r>
+        <w:rPr>
+          <w:rFonts w:ascii="Microsoft YaHei" w:hAnsi="Microsoft YaHei" w:eastAsia="Microsoft YaHei"/>
+          <w:b/>
+          <w:sz w:val="21"/>
+        </w:rPr>
+        <w:t>降 58%</w:t>
+      </w:r>
+      <w:r>
+        <w:rPr>
+          <w:rFonts w:ascii="Microsoft YaHei" w:hAnsi="Microsoft YaHei" w:eastAsia="Microsoft YaHei"/>
+          <w:b w:val="0"/>
+          <w:sz w:val="21"/>
+        </w:rPr>
+        <w:t>,年省 309 kWh / 电费 247 元 / CO2 180 kg——自适应权重把重货放得更低,能耗较对照口径再改善;</w:t>
+      </w:r>
+      <w:r>
+        <w:rPr>
+          <w:rFonts w:ascii="Microsoft YaHei" w:hAnsi="Microsoft YaHei" w:eastAsia="Microsoft YaHei"/>
+          <w:b/>
+          <w:sz w:val="21"/>
+        </w:rPr>
+        <w:t>封面数字更新为此组</w:t>
+      </w:r>
+      <w:r>
+        <w:rPr>
+          <w:rFonts w:ascii="Microsoft YaHei" w:hAnsi="Microsoft YaHei" w:eastAsia="Microsoft YaHei"/>
+          <w:b w:val="0"/>
+          <w:sz w:val="21"/>
+        </w:rPr>
+        <w:t>。</w:t>
+      </w:r>
+    </w:p>
+    <w:p>
+      <w:pPr>
+        <w:pStyle w:val="ListBullet"/>
+      </w:pPr>
+      <w:r>
+        <w:rPr>
+          <w:rFonts w:ascii="Microsoft YaHei" w:hAnsi="Microsoft YaHei" w:eastAsia="Microsoft YaHei"/>
           <w:b w:val="0"/>
           <w:sz w:val="21"/>
         </w:rPr>
@@ -2447,7 +2499,7 @@
           <w:color w:val="1A4D7C"/>
           <w:sz w:val="21"/>
         </w:rPr>
-        <w:t>python sim/energy_report.py</w:t>
+        <w:t>python sim/energy_report.py --accel --adaptive</w:t>
       </w:r>
       <w:r>
         <w:rPr>
@@ -2455,7 +2507,7 @@
           <w:b w:val="0"/>
           <w:sz w:val="21"/>
         </w:rPr>
-        <w:t>(~5s)。</w:t>
+        <w:t>(H 口径;不带参数=对照口径)。</w:t>
       </w:r>
     </w:p>
     <w:p>
@@ -4152,7 +4204,7 @@
           <w:b w:val="0"/>
           <w:sz w:val="21"/>
         </w:rPr>
-        <w:t>吞吐/绿色的 H 口径版待 W2 重跑(mixed_ops/energy_report 加 --accel --adaptive 即可,已支持 --accel)。</w:t>
+        <w:t>吞吐/绿色的 H 口径版已重跑(0705,见 F8/F10 的 H 口径行:吞吐 1.97 倍/能耗降 58%)。</w:t>
       </w:r>
     </w:p>
     <w:p>

--- a/1_给你看/实验发现.docx
+++ b/1_给你看/实验发现.docx
@@ -2041,7 +2041,7 @@
           <w:b/>
           <w:sz w:val="21"/>
         </w:rPr>
-        <w:t>距已证可达的最优解 ≤8.7%</w:t>
+        <w:t>距已证可达的最优解 8.8%</w:t>
       </w:r>
       <w:r>
         <w:rPr>
@@ -2049,7 +2049,7 @@
           <w:b w:val="0"/>
           <w:sz w:val="21"/>
         </w:rPr>
-        <w:t>;答辩一句话:"我们离理论天花板不到 9%"。</w:t>
+        <w:t>(用未舍入原值 5.3918/4.9572 计算=8.77%;旧文写≤8.7% 是用已舍入中间值 5.39/4.96 所得,0705 生成器交叉核对时订正);答辩一句话:"我们离理论天花板不到 9%"。</w:t>
       </w:r>
     </w:p>
     <w:p>
@@ -4986,6 +4986,166 @@
         <w:t>(CSV 已存 sim/out/)。</w:t>
       </w:r>
     </w:p>
+    <w:p>
+      <w:pPr>
+        <w:pStyle w:val="Heading2"/>
+      </w:pPr>
+      <w:r>
+        <w:rPr>
+          <w:rFonts w:ascii="Microsoft YaHei" w:hAnsi="Microsoft YaHei" w:eastAsia="Microsoft YaHei"/>
+          <w:b/>
+          <w:color w:val="17365D"/>
+          <w:sz w:val="26"/>
+        </w:rPr>
+        <w:t>F15. T15 参数敏感性:悬崖-平台-缩放不变性(2026-07-05,sensitivity.py)</w:t>
+      </w:r>
+    </w:p>
+    <w:p>
+      <w:r>
+        <w:rPr>
+          <w:rFonts w:ascii="Microsoft YaHei" w:hAnsi="Microsoft YaHei" w:eastAsia="Microsoft YaHei"/>
+          <w:b w:val="0"/>
+          <w:sz w:val="21"/>
+        </w:rPr>
+        <w:t>H 运动模型、3 seeds、围绕对照口径固定权重(1.0/0.6/0.4/0.15)单因素扰动,违规全程 0:</w:t>
+      </w:r>
+    </w:p>
+    <w:p>
+      <w:pPr>
+        <w:pStyle w:val="ListNumber"/>
+      </w:pPr>
+      <w:r>
+        <w:rPr>
+          <w:rFonts w:ascii="Microsoft YaHei" w:hAnsi="Microsoft YaHei" w:eastAsia="Microsoft YaHei"/>
+          <w:b/>
+          <w:sz w:val="21"/>
+        </w:rPr>
+        <w:t>δ 悬崖与平台</w:t>
+      </w:r>
+      <w:r>
+        <w:rPr>
+          <w:rFonts w:ascii="Microsoft YaHei" w:hAnsi="Microsoft YaHei" w:eastAsia="Microsoft YaHei"/>
+          <w:b w:val="0"/>
+          <w:sz w:val="21"/>
+        </w:rPr>
+        <w:t>:δ=0 时 score 退化(F2 的参数化重现);δ∈[0.10,0.30] 为平台——</w:t>
+      </w:r>
+    </w:p>
+    <w:p>
+      <w:r>
+        <w:rPr>
+          <w:rFonts w:ascii="Microsoft YaHei" w:hAnsi="Microsoft YaHei" w:eastAsia="Microsoft YaHei"/>
+          <w:b w:val="0"/>
+          <w:sz w:val="21"/>
+        </w:rPr>
+        <w:t>取 0.15 不是脆弱甜点。彩蛋:本场景(120件/skew/online)δ=0.10 略优于 0.15,</w:t>
+      </w:r>
+    </w:p>
+    <w:p>
+      <w:r>
+        <w:rPr>
+          <w:rFonts w:ascii="Microsoft YaHei" w:hAnsi="Microsoft YaHei" w:eastAsia="Microsoft YaHei"/>
+          <w:b w:val="0"/>
+          <w:sz w:val="21"/>
+        </w:rPr>
+        <w:t>而自适应策略表(F13)在该场景恰好选了 0.10——策略表被敏感性扫描独立验证。</w:t>
+      </w:r>
+    </w:p>
+    <w:p>
+      <w:pPr>
+        <w:pStyle w:val="ListNumber"/>
+      </w:pPr>
+      <w:r>
+        <w:rPr>
+          <w:rFonts w:ascii="Microsoft YaHei" w:hAnsi="Microsoft YaHei" w:eastAsia="Microsoft YaHei"/>
+          <w:b/>
+          <w:sz w:val="21"/>
+        </w:rPr>
+        <w:t>β+γ 只认和</w:t>
+      </w:r>
+      <w:r>
+        <w:rPr>
+          <w:rFonts w:ascii="Microsoft YaHei" w:hAnsi="Microsoft YaHei" w:eastAsia="Microsoft YaHei"/>
+          <w:b w:val="0"/>
+          <w:sz w:val="21"/>
+        </w:rPr>
+        <w:t>:和值 0.4→2.0(5倍)awra 期望取货极差仅 ~1.3s(F5 冗余性的敏感性视角)。</w:t>
+      </w:r>
+    </w:p>
+    <w:p>
+      <w:pPr>
+        <w:pStyle w:val="ListNumber"/>
+      </w:pPr>
+      <w:r>
+        <w:rPr>
+          <w:rFonts w:ascii="Microsoft YaHei" w:hAnsi="Microsoft YaHei" w:eastAsia="Microsoft YaHei"/>
+          <w:b/>
+          <w:sz w:val="21"/>
+        </w:rPr>
+        <w:t>物理参数缩放不变性</w:t>
+      </w:r>
+      <w:r>
+        <w:rPr>
+          <w:rFonts w:ascii="Microsoft YaHei" w:hAnsi="Microsoft YaHei" w:eastAsia="Microsoft YaHei"/>
+          <w:b w:val="0"/>
+          <w:sz w:val="21"/>
+        </w:rPr>
+        <w:t>:ax/ay 同乘 0.5×~2×,awra 较 near 降幅稳定在 26.9%~28.7%</w:t>
+      </w:r>
+    </w:p>
+    <w:p>
+      <w:r>
+        <w:rPr>
+          <w:rFonts w:ascii="Microsoft YaHei" w:hAnsi="Microsoft YaHei" w:eastAsia="Microsoft YaHei"/>
+          <w:b w:val="0"/>
+          <w:sz w:val="21"/>
+        </w:rPr>
+        <w:t>——绝对数平移,相对结论与量级不动,结论不依赖 A4b 具体取值(回应 canonical D5)。</w:t>
+      </w:r>
+    </w:p>
+    <w:p>
+      <w:pPr>
+        <w:pStyle w:val="ListBullet"/>
+      </w:pPr>
+      <w:r>
+        <w:rPr>
+          <w:rFonts w:ascii="Microsoft YaHei" w:hAnsi="Microsoft YaHei" w:eastAsia="Microsoft YaHei"/>
+          <w:b w:val="0"/>
+          <w:sz w:val="21"/>
+        </w:rPr>
+        <w:t>图:figs/fig14_参数敏感性.png;数据:out/sensitivity.csv。</w:t>
+      </w:r>
+    </w:p>
+    <w:p>
+      <w:pPr>
+        <w:pStyle w:val="ListBullet"/>
+      </w:pPr>
+      <w:r>
+        <w:rPr>
+          <w:rFonts w:ascii="Microsoft YaHei" w:hAnsi="Microsoft YaHei" w:eastAsia="Microsoft YaHei"/>
+          <w:b w:val="0"/>
+          <w:sz w:val="21"/>
+        </w:rPr>
+        <w:t>复现:</w:t>
+      </w:r>
+      <w:r>
+        <w:rPr>
+          <w:rFonts w:ascii="Consolas" w:hAnsi="Consolas" w:eastAsia="Microsoft YaHei"/>
+          <w:b w:val="0"/>
+          <w:color w:val="1A4D7C"/>
+          <w:sz w:val="21"/>
+        </w:rPr>
+        <w:t>python sim/sensitivity.py</w:t>
+      </w:r>
+      <w:r>
+        <w:rPr>
+          <w:rFonts w:ascii="Microsoft YaHei" w:hAnsi="Microsoft YaHei" w:eastAsia="Microsoft YaHei"/>
+          <w:b w:val="0"/>
+          <w:sz w:val="21"/>
+        </w:rPr>
+        <w:t>(~3 分钟,独立脚本不进回归门)。</w:t>
+      </w:r>
+    </w:p>
     <w:sectPr>
       <w:pgSz w:w="12240" w:h="15840"/>
       <w:pgMar w:top="1440" w:right="1800" w:bottom="1440" w:left="1800" w:header="720" w:footer="720" w:gutter="0"/>

--- a/1_给你看/实验发现.docx
+++ b/1_给你看/实验发现.docx
@@ -2063,6 +2063,57 @@
           <w:sz w:val="21"/>
         </w:rPr>
         <w:t>fig9 阶梯图 = 报告 4.x 节主图之一。</w:t>
+      </w:r>
+    </w:p>
+    <w:p>
+      <w:pPr>
+        <w:pStyle w:val="ListNumber"/>
+      </w:pPr>
+      <w:r>
+        <w:rPr>
+          <w:rFonts w:ascii="Microsoft YaHei" w:hAnsi="Microsoft YaHei" w:eastAsia="Microsoft YaHei"/>
+          <w:b/>
+          <w:sz w:val="21"/>
+        </w:rPr>
+        <w:t>红队预演(0705,评委若问"NSGA-II 再调深点呢?")</w:t>
+      </w:r>
+      <w:r>
+        <w:rPr>
+          <w:rFonts w:ascii="Microsoft YaHei" w:hAnsi="Microsoft YaHei" w:eastAsia="Microsoft YaHei"/>
+          <w:b w:val="0"/>
+          <w:sz w:val="21"/>
+        </w:rPr>
+        <w:t>:更强优化器至多把可达点向</w:t>
+      </w:r>
+    </w:p>
+    <w:p>
+      <w:r>
+        <w:rPr>
+          <w:rFonts w:ascii="Microsoft YaHei" w:hAnsi="Microsoft YaHei" w:eastAsia="Microsoft YaHei"/>
+          <w:b w:val="0"/>
+          <w:sz w:val="21"/>
+        </w:rPr>
+        <w:t>下界 4.72 推;即便推到底,我们的解也在绝对下界的 14.3% 以内——区间已被数学夹紧,</w:t>
+      </w:r>
+    </w:p>
+    <w:p>
+      <w:r>
+        <w:rPr>
+          <w:rFonts w:ascii="Microsoft YaHei" w:hAnsi="Microsoft YaHei" w:eastAsia="Microsoft YaHei"/>
+          <w:b w:val="0"/>
+          <w:sz w:val="21"/>
+        </w:rPr>
+        <w:t>继续调参不改变工程结论;且可达点每变好,gap 数字只会变大而真相不变(被夹住)。</w:t>
+      </w:r>
+    </w:p>
+    <w:p>
+      <w:r>
+        <w:rPr>
+          <w:rFonts w:ascii="Microsoft YaHei" w:hAnsi="Microsoft YaHei" w:eastAsia="Microsoft YaHei"/>
+          <w:b w:val="0"/>
+          <w:sz w:val="21"/>
+        </w:rPr>
+        <w:t>预算因此投向鲁棒性与 PLC 落地。裸 NSGA-II 冻结→根因→播种救活的全过程见 F6。</w:t>
       </w:r>
     </w:p>
     <w:p>

--- a/1_给你看/实验发现.docx
+++ b/1_给你看/实验发现.docx
@@ -2562,6 +2562,44 @@
       </w:r>
     </w:p>
     <w:p>
+      <w:r>
+        <w:rPr>
+          <w:rFonts w:ascii="Microsoft YaHei" w:hAnsi="Microsoft YaHei" w:eastAsia="Microsoft YaHei"/>
+          <w:b/>
+          <w:sz w:val="21"/>
+        </w:rPr>
+        <w:t>展望口径(0705 R7 增,不进头条)</w:t>
+      </w:r>
+      <w:r>
+        <w:rPr>
+          <w:rFonts w:ascii="Microsoft YaHei" w:hAnsi="Microsoft YaHei" w:eastAsia="Microsoft YaHei"/>
+          <w:b w:val="0"/>
+          <w:sz w:val="21"/>
+        </w:rPr>
+        <w:t>:若配再生制动(η_regen=0.40 假设),基线年回收 172 kWh</w:t>
+      </w:r>
+    </w:p>
+    <w:p>
+      <w:r>
+        <w:rPr>
+          <w:rFonts w:ascii="Microsoft YaHei" w:hAnsi="Microsoft YaHei" w:eastAsia="Microsoft YaHei"/>
+          <w:b w:val="0"/>
+          <w:sz w:val="21"/>
+        </w:rPr>
+        <w:t>→净357,AWRA 回收 58→净162,节省差距 309→195 kWh/年——再生更利好"放得高"的差布局</w:t>
+      </w:r>
+    </w:p>
+    <w:p>
+      <w:r>
+        <w:rPr>
+          <w:rFonts w:ascii="Microsoft YaHei" w:hAnsi="Microsoft YaHei" w:eastAsia="Microsoft YaHei"/>
+          <w:b w:val="0"/>
+          <w:sz w:val="21"/>
+        </w:rPr>
+        <w:t>(可回收下降多),但结论方向不变;这是"口径切换只平移数字不翻转结论"的活例证(报告附录C)。</w:t>
+      </w:r>
+    </w:p>
+    <w:p>
       <w:pPr>
         <w:pStyle w:val="Heading2"/>
       </w:pPr>
@@ -2769,6 +2807,205 @@
           <w:sz w:val="21"/>
         </w:rPr>
         <w:t>(~50s;--no-drift 关漂移,--day 调夜窗)。</w:t>
+      </w:r>
+    </w:p>
+    <w:p>
+      <w:r>
+        <w:rPr>
+          <w:rFonts w:ascii="Microsoft YaHei" w:hAnsi="Microsoft YaHei" w:eastAsia="Microsoft YaHei"/>
+          <w:b/>
+          <w:sz w:val="21"/>
+        </w:rPr>
+        <w:t>0705 增补·动态标准(回应"什么时候该重排,有动态判据吗")</w:t>
+      </w:r>
+      <w:r>
+        <w:rPr>
+          <w:rFonts w:ascii="Microsoft YaHei" w:hAnsi="Microsoft YaHei" w:eastAsia="Microsoft YaHei"/>
+          <w:b w:val="0"/>
+          <w:sz w:val="21"/>
+        </w:rPr>
+        <w:t>:重排决策升级为三级判据——</w:t>
+      </w:r>
+    </w:p>
+    <w:p>
+      <w:r>
+        <w:rPr>
+          <w:rFonts w:ascii="Microsoft YaHei" w:hAnsi="Microsoft YaHei" w:eastAsia="Microsoft YaHei"/>
+          <w:b w:val="0"/>
+          <w:sz w:val="21"/>
+        </w:rPr>
+        <w:t>①</w:t>
+      </w:r>
+      <w:r>
+        <w:rPr>
+          <w:rFonts w:ascii="Microsoft YaHei" w:hAnsi="Microsoft YaHei" w:eastAsia="Microsoft YaHei"/>
+          <w:b/>
+          <w:sz w:val="21"/>
+        </w:rPr>
+        <w:t>触发</w:t>
+      </w:r>
+      <w:r>
+        <w:rPr>
+          <w:rFonts w:ascii="Microsoft YaHei" w:hAnsi="Microsoft YaHei" w:eastAsia="Microsoft YaHei"/>
+          <w:b w:val="0"/>
+          <w:sz w:val="21"/>
+        </w:rPr>
+        <w:t>:夜间窗口先做零成本体检,布局质量较上次重排后基准劣化 &gt;3%(THETA_DRIFT)才开工,</w:t>
+      </w:r>
+    </w:p>
+    <w:p>
+      <w:r>
+        <w:rPr>
+          <w:rFonts w:ascii="Microsoft YaHei" w:hAnsi="Microsoft YaHei" w:eastAsia="Microsoft YaHei"/>
+          <w:b w:val="0"/>
+          <w:sz w:val="21"/>
+        </w:rPr>
+        <w:t>否则整夜休息;②</w:t>
+      </w:r>
+      <w:r>
+        <w:rPr>
+          <w:rFonts w:ascii="Microsoft YaHei" w:hAnsi="Microsoft YaHei" w:eastAsia="Microsoft YaHei"/>
+          <w:b/>
+          <w:sz w:val="21"/>
+        </w:rPr>
+        <w:t>单步放行</w:t>
+      </w:r>
+      <w:r>
+        <w:rPr>
+          <w:rFonts w:ascii="Microsoft YaHei" w:hAnsi="Microsoft YaHei" w:eastAsia="Microsoft YaHei"/>
+          <w:b w:val="0"/>
+          <w:sz w:val="21"/>
+        </w:rPr>
+        <w:t>:预期收益 &gt;1.2×搬运成本(margin 兜住错误/损坏风险等未计价项);</w:t>
+      </w:r>
+    </w:p>
+    <w:p>
+      <w:r>
+        <w:rPr>
+          <w:rFonts w:ascii="Microsoft YaHei" w:hAnsi="Microsoft YaHei" w:eastAsia="Microsoft YaHei"/>
+          <w:b w:val="0"/>
+          <w:sz w:val="21"/>
+        </w:rPr>
+        <w:t>③</w:t>
+      </w:r>
+      <w:r>
+        <w:rPr>
+          <w:rFonts w:ascii="Microsoft YaHei" w:hAnsi="Microsoft YaHei" w:eastAsia="Microsoft YaHei"/>
+          <w:b/>
+          <w:sz w:val="21"/>
+        </w:rPr>
+        <w:t>停止</w:t>
+      </w:r>
+      <w:r>
+        <w:rPr>
+          <w:rFonts w:ascii="Microsoft YaHei" w:hAnsi="Microsoft YaHei" w:eastAsia="Microsoft YaHei"/>
+          <w:b w:val="0"/>
+          <w:sz w:val="21"/>
+        </w:rPr>
+        <w:t>:夜班预算 20 次或无合格候选。搬运的额外损耗按</w:t>
+      </w:r>
+      <w:r>
+        <w:rPr>
+          <w:rFonts w:ascii="Microsoft YaHei" w:hAnsi="Microsoft YaHei" w:eastAsia="Microsoft YaHei"/>
+          <w:b/>
+          <w:sz w:val="21"/>
+        </w:rPr>
+        <w:t>时间+路径(磨损 C5)双币种</w:t>
+      </w:r>
+      <w:r>
+        <w:rPr>
+          <w:rFonts w:ascii="Microsoft YaHei" w:hAnsi="Microsoft YaHei" w:eastAsia="Microsoft YaHei"/>
+          <w:b w:val="0"/>
+          <w:sz w:val="21"/>
+        </w:rPr>
+        <w:t>记账。</w:t>
+      </w:r>
+    </w:p>
+    <w:p>
+      <w:r>
+        <w:rPr>
+          <w:rFonts w:ascii="Microsoft YaHei" w:hAnsi="Microsoft YaHei" w:eastAsia="Microsoft YaHei"/>
+          <w:b w:val="0"/>
+          <w:sz w:val="21"/>
+        </w:rPr>
+        <w:t>实测两种节奏:高周转口径(day=100)每夜漂移都真超 3%→触发式=每夜必排(证明"每夜"不是</w:t>
+      </w:r>
+    </w:p>
+    <w:p>
+      <w:r>
+        <w:rPr>
+          <w:rFonts w:ascii="Microsoft YaHei" w:hAnsi="Microsoft YaHei" w:eastAsia="Microsoft YaHei"/>
+          <w:b w:val="0"/>
+          <w:sz w:val="21"/>
+        </w:rPr>
+        <w:t>拍脑袋而是被判据确认);低漂移节奏(day=50,11 夜)触发式自动休息 2-3 夜、质量与每夜必排</w:t>
+      </w:r>
+    </w:p>
+    <w:p>
+      <w:r>
+        <w:rPr>
+          <w:rFonts w:ascii="Microsoft YaHei" w:hAnsi="Microsoft YaHei" w:eastAsia="Microsoft YaHei"/>
+          <w:b w:val="0"/>
+          <w:sz w:val="21"/>
+        </w:rPr>
+        <w:t>持平——标准会看菜下饭。批量整理师(AWRA-LS)的适用判据同理:名单已知(入库单/夜间补货)</w:t>
+      </w:r>
+    </w:p>
+    <w:p>
+      <w:r>
+        <w:rPr>
+          <w:rFonts w:ascii="Microsoft YaHei" w:hAnsi="Microsoft YaHei" w:eastAsia="Microsoft YaHei"/>
+          <w:b w:val="0"/>
+          <w:sz w:val="21"/>
+        </w:rPr>
+        <w:t>才用,逐件实时场景用在线评分,滞留等待不是我们的口径(在线模式零等待)。</w:t>
+      </w:r>
+    </w:p>
+    <w:p>
+      <w:pPr>
+        <w:pStyle w:val="ListBullet"/>
+      </w:pPr>
+      <w:r>
+        <w:rPr>
+          <w:rFonts w:ascii="Microsoft YaHei" w:hAnsi="Microsoft YaHei" w:eastAsia="Microsoft YaHei"/>
+          <w:b w:val="0"/>
+          <w:sz w:val="21"/>
+        </w:rPr>
+        <w:t>复现:</w:t>
+      </w:r>
+      <w:r>
+        <w:rPr>
+          <w:rFonts w:ascii="Consolas" w:hAnsi="Consolas" w:eastAsia="Microsoft YaHei"/>
+          <w:b w:val="0"/>
+          <w:color w:val="1A4D7C"/>
+          <w:sz w:val="21"/>
+        </w:rPr>
+        <w:t>python sim/reslot_cycle.py</w:t>
+      </w:r>
+      <w:r>
+        <w:rPr>
+          <w:rFonts w:ascii="Microsoft YaHei" w:hAnsi="Microsoft YaHei" w:eastAsia="Microsoft YaHei"/>
+          <w:b w:val="0"/>
+          <w:sz w:val="21"/>
+        </w:rPr>
+        <w:t xml:space="preserve">(默认)与 </w:t>
+      </w:r>
+      <w:r>
+        <w:rPr>
+          <w:rFonts w:ascii="Consolas" w:hAnsi="Consolas" w:eastAsia="Microsoft YaHei"/>
+          <w:b w:val="0"/>
+          <w:color w:val="1A4D7C"/>
+          <w:sz w:val="21"/>
+        </w:rPr>
+        <w:t>--day 50</w:t>
+      </w:r>
+      <w:r>
+        <w:rPr>
+          <w:rFonts w:ascii="Microsoft YaHei" w:hAnsi="Microsoft YaHei" w:eastAsia="Microsoft YaHei"/>
+          <w:b w:val="0"/>
+          <w:sz w:val="21"/>
+        </w:rPr>
+        <w:t>(看触发器休息)。</w:t>
       </w:r>
     </w:p>
     <w:p>
@@ -5197,6 +5434,445 @@
         <w:t>(~3 分钟,独立脚本不进回归门)。</w:t>
       </w:r>
     </w:p>
+    <w:p>
+      <w:pPr>
+        <w:pStyle w:val="Heading2"/>
+      </w:pPr>
+      <w:r>
+        <w:rPr>
+          <w:rFonts w:ascii="Microsoft YaHei" w:hAnsi="Microsoft YaHei" w:eastAsia="Microsoft YaHei"/>
+          <w:b/>
+          <w:color w:val="17365D"/>
+          <w:sz w:val="26"/>
+        </w:rPr>
+        <w:t>F16. T13 实跑:轻量 RL 学到"聪明就近",学不出 δ 预留(2026-07-05,rl_probe.py)</w:t>
+      </w:r>
+    </w:p>
+    <w:p>
+      <w:r>
+        <w:rPr>
+          <w:rFonts w:ascii="Microsoft YaHei" w:hAnsi="Microsoft YaHei" w:eastAsia="Microsoft YaHei"/>
+          <w:b w:val="0"/>
+          <w:sz w:val="21"/>
+        </w:rPr>
+        <w:t>线性策略梯度 REINFORCE(5 维特征,1200 回合×120 件,40 训练实例,训练/评测 seed 严格分离,</w:t>
+      </w:r>
+    </w:p>
+    <w:p>
+      <w:r>
+        <w:rPr>
+          <w:rFonts w:ascii="Microsoft YaHei" w:hAnsi="Microsoft YaHei" w:eastAsia="Microsoft YaHei"/>
+          <w:b w:val="0"/>
+          <w:sz w:val="21"/>
+        </w:rPr>
+        <w:t>对照口径):</w:t>
+      </w:r>
+    </w:p>
+    <w:tbl>
+      <w:tblPr>
+        <w:tblStyle w:val="TableGrid"/>
+        <w:tblW w:type="auto" w:w="0"/>
+        <w:jc w:val="center"/>
+        <w:tblLook w:firstColumn="1" w:firstRow="1" w:lastColumn="0" w:lastRow="0" w:noHBand="0" w:noVBand="1" w:val="04A0"/>
+      </w:tblPr>
+      <w:tblGrid>
+        <w:gridCol w:w="2880"/>
+        <w:gridCol w:w="2880"/>
+        <w:gridCol w:w="2880"/>
+      </w:tblGrid>
+      <w:tr>
+        <w:tc>
+          <w:tcPr>
+            <w:tcW w:type="dxa" w:w="2880"/>
+            <w:shd w:val="clear" w:fill="D9E8F5"/>
+          </w:tcPr>
+          <w:p>
+            <w:r/>
+            <w:r>
+              <w:rPr>
+                <w:rFonts w:ascii="Microsoft YaHei" w:hAnsi="Microsoft YaHei" w:eastAsia="Microsoft YaHei"/>
+                <w:b/>
+                <w:sz w:val="19"/>
+              </w:rPr>
+              <w:t>策略</w:t>
+            </w:r>
+          </w:p>
+        </w:tc>
+        <w:tc>
+          <w:tcPr>
+            <w:tcW w:type="dxa" w:w="2880"/>
+            <w:shd w:val="clear" w:fill="D9E8F5"/>
+          </w:tcPr>
+          <w:p>
+            <w:r/>
+            <w:r>
+              <w:rPr>
+                <w:rFonts w:ascii="Microsoft YaHei" w:hAnsi="Microsoft YaHei" w:eastAsia="Microsoft YaHei"/>
+                <w:b/>
+                <w:sz w:val="19"/>
+              </w:rPr>
+              <w:t>评测 exp_t(3 seed)</w:t>
+            </w:r>
+          </w:p>
+        </w:tc>
+        <w:tc>
+          <w:tcPr>
+            <w:tcW w:type="dxa" w:w="2880"/>
+            <w:shd w:val="clear" w:fill="D9E8F5"/>
+          </w:tcPr>
+          <w:p>
+            <w:r/>
+            <w:r>
+              <w:rPr>
+                <w:rFonts w:ascii="Microsoft YaHei" w:hAnsi="Microsoft YaHei" w:eastAsia="Microsoft YaHei"/>
+                <w:b/>
+                <w:sz w:val="19"/>
+              </w:rPr>
+              <w:t>备注</w:t>
+            </w:r>
+          </w:p>
+        </w:tc>
+      </w:tr>
+      <w:tr>
+        <w:tc>
+          <w:tcPr>
+            <w:tcW w:type="dxa" w:w="2880"/>
+          </w:tcPr>
+          <w:p>
+            <w:r/>
+            <w:r>
+              <w:rPr>
+                <w:rFonts w:ascii="Microsoft YaHei" w:hAnsi="Microsoft YaHei" w:eastAsia="Microsoft YaHei"/>
+                <w:b w:val="0"/>
+                <w:sz w:val="19"/>
+              </w:rPr>
+              <w:t>随机起点(θ=0)</w:t>
+            </w:r>
+          </w:p>
+        </w:tc>
+        <w:tc>
+          <w:tcPr>
+            <w:tcW w:type="dxa" w:w="2880"/>
+          </w:tcPr>
+          <w:p>
+            <w:r/>
+            <w:r>
+              <w:rPr>
+                <w:rFonts w:ascii="Microsoft YaHei" w:hAnsi="Microsoft YaHei" w:eastAsia="Microsoft YaHei"/>
+                <w:b w:val="0"/>
+                <w:sz w:val="19"/>
+              </w:rPr>
+              <w:t>18.50</w:t>
+            </w:r>
+          </w:p>
+        </w:tc>
+        <w:tc>
+          <w:tcPr>
+            <w:tcW w:type="dxa" w:w="2880"/>
+          </w:tcPr>
+          <w:p>
+            <w:r/>
+            <w:r>
+              <w:rPr>
+                <w:rFonts w:ascii="Microsoft YaHei" w:hAnsi="Microsoft YaHei" w:eastAsia="Microsoft YaHei"/>
+                <w:b w:val="0"/>
+                <w:sz w:val="19"/>
+              </w:rPr>
+              <w:t>纯探索</w:t>
+            </w:r>
+          </w:p>
+        </w:tc>
+      </w:tr>
+      <w:tr>
+        <w:tc>
+          <w:tcPr>
+            <w:tcW w:type="dxa" w:w="2880"/>
+          </w:tcPr>
+          <w:p>
+            <w:r/>
+            <w:r>
+              <w:rPr>
+                <w:rFonts w:ascii="Microsoft YaHei" w:hAnsi="Microsoft YaHei" w:eastAsia="Microsoft YaHei"/>
+                <w:b/>
+                <w:sz w:val="19"/>
+              </w:rPr>
+              <w:t>RL 终点(贪心)</w:t>
+            </w:r>
+          </w:p>
+        </w:tc>
+        <w:tc>
+          <w:tcPr>
+            <w:tcW w:type="dxa" w:w="2880"/>
+          </w:tcPr>
+          <w:p>
+            <w:r/>
+            <w:r>
+              <w:rPr>
+                <w:rFonts w:ascii="Microsoft YaHei" w:hAnsi="Microsoft YaHei" w:eastAsia="Microsoft YaHei"/>
+                <w:b/>
+                <w:sz w:val="19"/>
+              </w:rPr>
+              <w:t>7.82</w:t>
+            </w:r>
+          </w:p>
+        </w:tc>
+        <w:tc>
+          <w:tcPr>
+            <w:tcW w:type="dxa" w:w="2880"/>
+          </w:tcPr>
+          <w:p>
+            <w:r/>
+            <w:r>
+              <w:rPr>
+                <w:rFonts w:ascii="Microsoft YaHei" w:hAnsi="Microsoft YaHei" w:eastAsia="Microsoft YaHei"/>
+                <w:b w:val="0"/>
+                <w:sz w:val="19"/>
+              </w:rPr>
+              <w:t>较随机提升 58%,违规 0</w:t>
+            </w:r>
+          </w:p>
+        </w:tc>
+      </w:tr>
+      <w:tr>
+        <w:tc>
+          <w:tcPr>
+            <w:tcW w:type="dxa" w:w="2880"/>
+          </w:tcPr>
+          <w:p>
+            <w:r/>
+            <w:r>
+              <w:rPr>
+                <w:rFonts w:ascii="Microsoft YaHei" w:hAnsi="Microsoft YaHei" w:eastAsia="Microsoft YaHei"/>
+                <w:b w:val="0"/>
+                <w:sz w:val="19"/>
+              </w:rPr>
+              <w:t>在线评分(手工标定)</w:t>
+            </w:r>
+          </w:p>
+        </w:tc>
+        <w:tc>
+          <w:tcPr>
+            <w:tcW w:type="dxa" w:w="2880"/>
+          </w:tcPr>
+          <w:p>
+            <w:r/>
+            <w:r>
+              <w:rPr>
+                <w:rFonts w:ascii="Microsoft YaHei" w:hAnsi="Microsoft YaHei" w:eastAsia="Microsoft YaHei"/>
+                <w:b w:val="0"/>
+                <w:sz w:val="19"/>
+              </w:rPr>
+              <w:t>7.23</w:t>
+            </w:r>
+          </w:p>
+        </w:tc>
+        <w:tc>
+          <w:tcPr>
+            <w:tcW w:type="dxa" w:w="2880"/>
+          </w:tcPr>
+          <w:p>
+            <w:r/>
+            <w:r>
+              <w:rPr>
+                <w:rFonts w:ascii="Microsoft YaHei" w:hAnsi="Microsoft YaHei" w:eastAsia="Microsoft YaHei"/>
+                <w:b w:val="0"/>
+                <w:sz w:val="19"/>
+              </w:rPr>
+              <w:t>RL 差 +8.2%</w:t>
+            </w:r>
+          </w:p>
+        </w:tc>
+      </w:tr>
+      <w:tr>
+        <w:tc>
+          <w:tcPr>
+            <w:tcW w:type="dxa" w:w="2880"/>
+          </w:tcPr>
+          <w:p>
+            <w:r/>
+            <w:r>
+              <w:rPr>
+                <w:rFonts w:ascii="Microsoft YaHei" w:hAnsi="Microsoft YaHei" w:eastAsia="Microsoft YaHei"/>
+                <w:b w:val="0"/>
+                <w:sz w:val="19"/>
+              </w:rPr>
+              <w:t>AWRA-LS(批量上界)</w:t>
+            </w:r>
+          </w:p>
+        </w:tc>
+        <w:tc>
+          <w:tcPr>
+            <w:tcW w:type="dxa" w:w="2880"/>
+          </w:tcPr>
+          <w:p>
+            <w:r/>
+            <w:r>
+              <w:rPr>
+                <w:rFonts w:ascii="Microsoft YaHei" w:hAnsi="Microsoft YaHei" w:eastAsia="Microsoft YaHei"/>
+                <w:b w:val="0"/>
+                <w:sz w:val="19"/>
+              </w:rPr>
+              <w:t>5.15</w:t>
+            </w:r>
+          </w:p>
+        </w:tc>
+        <w:tc>
+          <w:tcPr>
+            <w:tcW w:type="dxa" w:w="2880"/>
+          </w:tcPr>
+          <w:p>
+            <w:r/>
+            <w:r>
+              <w:rPr>
+                <w:rFonts w:ascii="Microsoft YaHei" w:hAnsi="Microsoft YaHei" w:eastAsia="Microsoft YaHei"/>
+                <w:b w:val="0"/>
+                <w:sz w:val="19"/>
+              </w:rPr>
+              <w:t>RL 差 +52%</w:t>
+            </w:r>
+          </w:p>
+        </w:tc>
+      </w:tr>
+    </w:tbl>
+    <w:p/>
+    <w:p>
+      <w:pPr>
+        <w:pStyle w:val="ListNumber"/>
+      </w:pPr>
+      <w:r>
+        <w:rPr>
+          <w:rFonts w:ascii="Microsoft YaHei" w:hAnsi="Microsoft YaHei" w:eastAsia="Microsoft YaHei"/>
+          <w:b w:val="0"/>
+          <w:sz w:val="21"/>
+        </w:rPr>
+        <w:t>RL 收敛在"距离+层高主导的聪明就近"(θ 主导维=纯距离/纯层高,略优于 near);</w:t>
+      </w:r>
+    </w:p>
+    <w:p>
+      <w:pPr>
+        <w:pStyle w:val="ListNumber"/>
+      </w:pPr>
+      <w:r>
+        <w:rPr>
+          <w:rFonts w:ascii="Microsoft YaHei" w:hAnsi="Microsoft YaHei" w:eastAsia="Microsoft YaHei"/>
+          <w:b/>
+          <w:sz w:val="21"/>
+        </w:rPr>
+        <w:t>未自发发现 δ 预留结构</w:t>
+      </w:r>
+      <w:r>
+        <w:rPr>
+          <w:rFonts w:ascii="Microsoft YaHei" w:hAnsi="Microsoft YaHei" w:eastAsia="Microsoft YaHei"/>
+          <w:b w:val="0"/>
+          <w:sz w:val="21"/>
+        </w:rPr>
+        <w:t>:学得的方向与标定方向余弦仅 0.334——终局回报难以把</w:t>
+      </w:r>
+    </w:p>
+    <w:p>
+      <w:r>
+        <w:rPr>
+          <w:rFonts w:ascii="Microsoft YaHei" w:hAnsi="Microsoft YaHei" w:eastAsia="Microsoft YaHei"/>
+          <w:b w:val="0"/>
+          <w:sz w:val="21"/>
+        </w:rPr>
+        <w:t>"给未来热货留位"的功劳归因到单步决策(信用分配难),这是 δ 证据链(F2→F5→F15)的</w:t>
+      </w:r>
+    </w:p>
+    <w:p>
+      <w:r>
+        <w:rPr>
+          <w:rFonts w:ascii="Microsoft YaHei" w:hAnsi="Microsoft YaHei" w:eastAsia="Microsoft YaHei"/>
+          <w:b/>
+          <w:sz w:val="21"/>
+        </w:rPr>
+        <w:t>反向新证:前瞻性预留是设计出来的,不是白捡的</w:t>
+      </w:r>
+      <w:r>
+        <w:rPr>
+          <w:rFonts w:ascii="Microsoft YaHei" w:hAnsi="Microsoft YaHei" w:eastAsia="Microsoft YaHei"/>
+          <w:b w:val="0"/>
+          <w:sz w:val="21"/>
+        </w:rPr>
+        <w:t>;</w:t>
+      </w:r>
+    </w:p>
+    <w:p>
+      <w:pPr>
+        <w:pStyle w:val="ListNumber"/>
+      </w:pPr>
+      <w:r>
+        <w:rPr>
+          <w:rFonts w:ascii="Microsoft YaHei" w:hAnsi="Microsoft YaHei" w:eastAsia="Microsoft YaHei"/>
+          <w:b w:val="0"/>
+          <w:sz w:val="21"/>
+        </w:rPr>
+        <w:t>工程取舍定量化:同预算下免训练+可解释+可移植 PLC 的标定评分占优(自测数据),</w:t>
+      </w:r>
+    </w:p>
+    <w:p>
+      <w:r>
+        <w:rPr>
+          <w:rFonts w:ascii="Microsoft YaHei" w:hAnsi="Microsoft YaHei" w:eastAsia="Microsoft YaHei"/>
+          <w:b w:val="0"/>
+          <w:sz w:val="21"/>
+        </w:rPr>
+        <w:t>与 2025 文献"DRL 收益个位数+需长期数据"画像一致(情报§6⑤)——取舍章从"引文献"</w:t>
+      </w:r>
+    </w:p>
+    <w:p>
+      <w:r>
+        <w:rPr>
+          <w:rFonts w:ascii="Microsoft YaHei" w:hAnsi="Microsoft YaHei" w:eastAsia="Microsoft YaHei"/>
+          <w:b w:val="0"/>
+          <w:sz w:val="21"/>
+        </w:rPr>
+        <w:t>升级为"自己也跑了"。</w:t>
+      </w:r>
+    </w:p>
+    <w:p>
+      <w:pPr>
+        <w:pStyle w:val="ListBullet"/>
+      </w:pPr>
+      <w:r>
+        <w:rPr>
+          <w:rFonts w:ascii="Microsoft YaHei" w:hAnsi="Microsoft YaHei" w:eastAsia="Microsoft YaHei"/>
+          <w:b w:val="0"/>
+          <w:sz w:val="21"/>
+        </w:rPr>
+        <w:t>图:figs/fig15_RL对照.png;数据:out/rl_probe.csv。</w:t>
+      </w:r>
+    </w:p>
+    <w:p>
+      <w:pPr>
+        <w:pStyle w:val="ListBullet"/>
+      </w:pPr>
+      <w:r>
+        <w:rPr>
+          <w:rFonts w:ascii="Microsoft YaHei" w:hAnsi="Microsoft YaHei" w:eastAsia="Microsoft YaHei"/>
+          <w:b w:val="0"/>
+          <w:sz w:val="21"/>
+        </w:rPr>
+        <w:t>复现:</w:t>
+      </w:r>
+      <w:r>
+        <w:rPr>
+          <w:rFonts w:ascii="Consolas" w:hAnsi="Consolas" w:eastAsia="Microsoft YaHei"/>
+          <w:b w:val="0"/>
+          <w:color w:val="1A4D7C"/>
+          <w:sz w:val="21"/>
+        </w:rPr>
+        <w:t>python sim/rl_probe.py</w:t>
+      </w:r>
+      <w:r>
+        <w:rPr>
+          <w:rFonts w:ascii="Microsoft YaHei" w:hAnsi="Microsoft YaHei" w:eastAsia="Microsoft YaHei"/>
+          <w:b w:val="0"/>
+          <w:sz w:val="21"/>
+        </w:rPr>
+        <w:t>(~3 分钟,numpy 零额外依赖)。</w:t>
+      </w:r>
+    </w:p>
     <w:sectPr>
       <w:pgSz w:w="12240" w:h="15840"/>
       <w:pgMar w:top="1440" w:right="1800" w:bottom="1440" w:left="1800" w:header="720" w:footer="720" w:gutter="0"/>

--- a/1_给你看/实验发现.docx
+++ b/1_给你看/实验发现.docx
@@ -5445,6 +5445,197 @@
           <w:color w:val="17365D"/>
           <w:sz w:val="26"/>
         </w:rPr>
+        <w:t>F17. L7 拟真度阶梯:三档同管线对比,结论方向不变、数字逐档更真(2026-07-05,realism.py)</w:t>
+      </w:r>
+    </w:p>
+    <w:p>
+      <w:r>
+        <w:rPr>
+          <w:rFonts w:ascii="Microsoft YaHei" w:hAnsi="Microsoft YaHei" w:eastAsia="Microsoft YaHei"/>
+          <w:b w:val="0"/>
+          <w:sz w:val="21"/>
+        </w:rPr>
+        <w:t>三档定义(用户 0705 拍板"分 3 档展示";参数=canonical G 节):</w:t>
+      </w:r>
+      <w:r>
+        <w:rPr>
+          <w:rFonts w:ascii="Microsoft YaHei" w:hAnsi="Microsoft YaHei" w:eastAsia="Microsoft YaHei"/>
+          <w:b/>
+          <w:sz w:val="21"/>
+        </w:rPr>
+        <w:t>档1 数据模型</w:t>
+      </w:r>
+      <w:r>
+        <w:rPr>
+          <w:rFonts w:ascii="Microsoft YaHei" w:hAnsi="Microsoft YaHei" w:eastAsia="Microsoft YaHei"/>
+          <w:b w:val="0"/>
+          <w:sz w:val="21"/>
+        </w:rPr>
+        <w:t>(匀速+固定权重+固定节拍+频次全知)/</w:t>
+      </w:r>
+      <w:r>
+        <w:rPr>
+          <w:rFonts w:ascii="Microsoft YaHei" w:hAnsi="Microsoft YaHei" w:eastAsia="Microsoft YaHei"/>
+          <w:b/>
+          <w:sz w:val="21"/>
+        </w:rPr>
+        <w:t>档2 主口径 H</w:t>
+      </w:r>
+      <w:r>
+        <w:rPr>
+          <w:rFonts w:ascii="Microsoft YaHei" w:hAnsi="Microsoft YaHei" w:eastAsia="Microsoft YaHei"/>
+          <w:b w:val="0"/>
+          <w:sz w:val="21"/>
+        </w:rPr>
+        <w:t>(梯形加减速+自适应权重)/</w:t>
+      </w:r>
+      <w:r>
+        <w:rPr>
+          <w:rFonts w:ascii="Microsoft YaHei" w:hAnsi="Microsoft YaHei" w:eastAsia="Microsoft YaHei"/>
+          <w:b/>
+          <w:sz w:val="21"/>
+        </w:rPr>
+        <w:t>档3 工业场景</w:t>
+      </w:r>
+      <w:r>
+        <w:rPr>
+          <w:rFonts w:ascii="Microsoft YaHei" w:hAnsi="Microsoft YaHei" w:eastAsia="Microsoft YaHei"/>
+          <w:b w:val="0"/>
+          <w:sz w:val="21"/>
+        </w:rPr>
+        <w:t>(档2 物理口径+泊松到达峰谷 ρ0.75/0.35+装卸 15s/次+频次估计噪声 σ0.3+故障注入 MTBF3000s/MTTR600s;G2-G4 为显式情景假设,非标定值)。三档共用同一管线(初始入库 120 件+100 周期混合流、同批货物同 seed),档1/档2 与 F8 逐位同源(复用 run_mixed)。</w:t>
+      </w:r>
+    </w:p>
+    <w:p>
+      <w:pPr>
+        <w:pStyle w:val="ListNumber"/>
+      </w:pPr>
+      <w:r>
+        <w:rPr>
+          <w:rFonts w:ascii="Microsoft YaHei" w:hAnsi="Microsoft YaHei" w:eastAsia="Microsoft YaHei"/>
+          <w:b/>
+          <w:sz w:val="21"/>
+        </w:rPr>
+        <w:t>阶梯主结论:awra vs seq 出库均时降幅 档1 60.0% → 档2 52.9% → 档3 53.0%</w:t>
+      </w:r>
+      <w:r>
+        <w:rPr>
+          <w:rFonts w:ascii="Microsoft YaHei" w:hAnsi="Microsoft YaHei" w:eastAsia="Microsoft YaHei"/>
+          <w:b w:val="0"/>
+          <w:sz w:val="21"/>
+        </w:rPr>
+        <w:t>;策略排序三档保持、违规全 0——匀速口径高估优势约 7 个百分点,工业场景下优势稳定在 ~53%。"每加一层现实,优势变小但不消失"= R7 口径不变性主张的形状化呈现。</w:t>
+      </w:r>
+    </w:p>
+    <w:p>
+      <w:pPr>
+        <w:pStyle w:val="ListNumber"/>
+      </w:pPr>
+      <w:r>
+        <w:rPr>
+          <w:rFonts w:ascii="Microsoft YaHei" w:hAnsi="Microsoft YaHei" w:eastAsia="Microsoft YaHei"/>
+          <w:b/>
+          <w:sz w:val="21"/>
+        </w:rPr>
+        <w:t>AWRA 对频次画像噪声稳健</w:t>
+      </w:r>
+      <w:r>
+        <w:rPr>
+          <w:rFonts w:ascii="Microsoft YaHei" w:hAnsi="Microsoft YaHei" w:eastAsia="Microsoft YaHei"/>
+          <w:b w:val="0"/>
+          <w:sz w:val="21"/>
+        </w:rPr>
+        <w:t>:σ=0.3(±35% 一倍标准差)下 awra 出库均时 9.31s 与档2 持平(score 9.57→9.39 略动)——Rank 是重量/频次/体积多因子排序+LS 兜底,单因子失真不塌;频次盲策略(seq/near)零影响,交叉验证实现正确。</w:t>
+      </w:r>
+    </w:p>
+    <w:p>
+      <w:pPr>
+        <w:pStyle w:val="ListNumber"/>
+      </w:pPr>
+      <w:r>
+        <w:rPr>
+          <w:rFonts w:ascii="Microsoft YaHei" w:hAnsi="Microsoft YaHei" w:eastAsia="Microsoft YaHei"/>
+          <w:b/>
+          <w:sz w:val="21"/>
+        </w:rPr>
+        <w:t>排队视角放大布局价值(档3 专属)</w:t>
+      </w:r>
+      <w:r>
+        <w:rPr>
+          <w:rFonts w:ascii="Microsoft YaHei" w:hAnsi="Microsoft YaHei" w:eastAsia="Microsoft YaHei"/>
+          <w:b w:val="0"/>
+          <w:sz w:val="21"/>
+        </w:rPr>
+        <w:t>:响应时间 P95 awra 689s vs seq 971s(-29%)、P50 98s vs 144s——服务时间短→队列消化快,布局优化在高负载下缓解拥塞;这是工业客户"可用性"语言的直接回答。</w:t>
+      </w:r>
+    </w:p>
+    <w:p>
+      <w:pPr>
+        <w:pStyle w:val="ListNumber"/>
+      </w:pPr>
+      <w:r>
+        <w:rPr>
+          <w:rFonts w:ascii="Microsoft YaHei" w:hAnsi="Microsoft YaHei" w:eastAsia="Microsoft YaHei"/>
+          <w:b w:val="0"/>
+          <w:sz w:val="21"/>
+        </w:rPr>
+        <w:t>装卸扫描(--handle 10/15/20s):响应排序三点全保持(awra P50 75/98/115s 始终最优),行程口径按定义免疫(共同常数)——G1 取 15s 不是脆弱点。</w:t>
+      </w:r>
+    </w:p>
+    <w:p>
+      <w:pPr>
+        <w:pStyle w:val="ListBullet"/>
+      </w:pPr>
+      <w:r>
+        <w:rPr>
+          <w:rFonts w:ascii="Microsoft YaHei" w:hAnsi="Microsoft YaHei" w:eastAsia="Microsoft YaHei"/>
+          <w:b w:val="0"/>
+          <w:sz w:val="21"/>
+        </w:rPr>
+        <w:t>图:figs/fig16_拟真度阶梯.png;数据:out/realism_matrix.csv(含参数段)。</w:t>
+      </w:r>
+    </w:p>
+    <w:p>
+      <w:pPr>
+        <w:pStyle w:val="ListBullet"/>
+      </w:pPr>
+      <w:r>
+        <w:rPr>
+          <w:rFonts w:ascii="Microsoft YaHei" w:hAnsi="Microsoft YaHei" w:eastAsia="Microsoft YaHei"/>
+          <w:b w:val="0"/>
+          <w:sz w:val="21"/>
+        </w:rPr>
+        <w:t>复现:</w:t>
+      </w:r>
+      <w:r>
+        <w:rPr>
+          <w:rFonts w:ascii="Consolas" w:hAnsi="Consolas" w:eastAsia="Microsoft YaHei"/>
+          <w:b w:val="0"/>
+          <w:color w:val="1A4D7C"/>
+          <w:sz w:val="21"/>
+        </w:rPr>
+        <w:t>python sim/realism.py</w:t>
+      </w:r>
+      <w:r>
+        <w:rPr>
+          <w:rFonts w:ascii="Microsoft YaHei" w:hAnsi="Microsoft YaHei" w:eastAsia="Microsoft YaHei"/>
+          <w:b w:val="0"/>
+          <w:sz w:val="21"/>
+        </w:rPr>
+        <w:t>(~2 分钟;--quick 30 周期自检;--handle N 扫描;独立脚本不进回归门)。</w:t>
+      </w:r>
+    </w:p>
+    <w:p>
+      <w:pPr>
+        <w:pStyle w:val="Heading2"/>
+      </w:pPr>
+      <w:r>
+        <w:rPr>
+          <w:rFonts w:ascii="Microsoft YaHei" w:hAnsi="Microsoft YaHei" w:eastAsia="Microsoft YaHei"/>
+          <w:b/>
+          <w:color w:val="17365D"/>
+          <w:sz w:val="26"/>
+        </w:rPr>
         <w:t>F16. T13 实跑:轻量 RL 学到"聪明就近",学不出 δ 预留(2026-07-05,rl_probe.py)</w:t>
       </w:r>
     </w:p>

--- a/1_给你看/实验发现.docx
+++ b/1_给你看/实验发现.docx
@@ -24,6 +24,1359 @@
           <w:sz w:val="20"/>
         </w:rPr>
         <w:t>规则:每条发现给出复现命令;进报告前数字须与 canonical_assumptions 口径核对。</w:t>
+      </w:r>
+    </w:p>
+    <w:p>
+      <w:pPr>
+        <w:ind w:left="280"/>
+      </w:pPr>
+      <w:r>
+        <w:rPr>
+          <w:rFonts w:ascii="Microsoft YaHei" w:hAnsi="Microsoft YaHei" w:eastAsia="Microsoft YaHei"/>
+          <w:b/>
+          <w:color w:val="606060"/>
+          <w:sz w:val="20"/>
+        </w:rPr>
+        <w:t>口径总注记(2026-07-06)</w:t>
+      </w:r>
+      <w:r>
+        <w:rPr>
+          <w:rFonts w:ascii="Microsoft YaHei" w:hAnsi="Microsoft YaHei" w:eastAsia="Microsoft YaHei"/>
+          <w:b w:val="0"/>
+          <w:color w:val="606060"/>
+          <w:sz w:val="20"/>
+        </w:rPr>
+        <w:t xml:space="preserve">:官方答复落地,主口径场景自 and(49 格)切换为 </w:t>
+      </w:r>
+      <w:r>
+        <w:rPr>
+          <w:rFonts w:ascii="Microsoft YaHei" w:hAnsi="Microsoft YaHei" w:eastAsia="Microsoft YaHei"/>
+          <w:b/>
+          <w:color w:val="606060"/>
+          <w:sz w:val="20"/>
+        </w:rPr>
+        <w:t>sum(x+y 整除,133 格)</w:t>
+      </w:r>
+      <w:r>
+        <w:rPr>
+          <w:rFonts w:ascii="Microsoft YaHei" w:hAnsi="Microsoft YaHei" w:eastAsia="Microsoft YaHei"/>
+          <w:b w:val="0"/>
+          <w:color w:val="606060"/>
+          <w:sz w:val="20"/>
+        </w:rPr>
+        <w:t>。</w:t>
+      </w:r>
+    </w:p>
+    <w:p>
+      <w:pPr>
+        <w:ind w:left="280"/>
+      </w:pPr>
+      <w:r>
+        <w:rPr>
+          <w:rFonts w:ascii="Microsoft YaHei" w:hAnsi="Microsoft YaHei" w:eastAsia="Microsoft YaHei"/>
+          <w:b/>
+          <w:color w:val="606060"/>
+          <w:sz w:val="20"/>
+        </w:rPr>
+        <w:t>F1-F17 各条数字 = and 口径历史快照</w:t>
+      </w:r>
+      <w:r>
+        <w:rPr>
+          <w:rFonts w:ascii="Microsoft YaHei" w:hAnsi="Microsoft YaHei" w:eastAsia="Microsoft YaHei"/>
+          <w:b w:val="0"/>
+          <w:color w:val="606060"/>
+          <w:sz w:val="20"/>
+        </w:rPr>
+        <w:t>(实验记录不篡改,过程与结论演化如实保留);</w:t>
+      </w:r>
+    </w:p>
+    <w:p>
+      <w:pPr>
+        <w:ind w:left="280"/>
+      </w:pPr>
+      <w:r>
+        <w:rPr>
+          <w:rFonts w:ascii="Microsoft YaHei" w:hAnsi="Microsoft YaHei" w:eastAsia="Microsoft YaHei"/>
+          <w:b/>
+          <w:color w:val="606060"/>
+          <w:sz w:val="20"/>
+        </w:rPr>
+        <w:t>官方口径下的全套新数字与逐项对照 = F18</w:t>
+      </w:r>
+      <w:r>
+        <w:rPr>
+          <w:rFonts w:ascii="Microsoft YaHei" w:hAnsi="Microsoft YaHei" w:eastAsia="Microsoft YaHei"/>
+          <w:b w:val="0"/>
+          <w:color w:val="606060"/>
+          <w:sz w:val="20"/>
+        </w:rPr>
+        <w:t>(报告/PPT 生成器自动注入的即为新口径值)。</w:t>
+      </w:r>
+    </w:p>
+    <w:p>
+      <w:pPr>
+        <w:pStyle w:val="Heading2"/>
+      </w:pPr>
+      <w:r>
+        <w:rPr>
+          <w:rFonts w:ascii="Microsoft YaHei" w:hAnsi="Microsoft YaHei" w:eastAsia="Microsoft YaHei"/>
+          <w:b/>
+          <w:color w:val="17365D"/>
+          <w:sz w:val="26"/>
+        </w:rPr>
+        <w:t>F18. 官方口径切换总对照:B1=(x+y)%3 落地,全实验重跑,结论矩阵零翻转(2026-07-06)</w:t>
+      </w:r>
+    </w:p>
+    <w:p>
+      <w:r>
+        <w:rPr>
+          <w:rFonts w:ascii="Microsoft YaHei" w:hAnsi="Microsoft YaHei" w:eastAsia="Microsoft YaHei"/>
+          <w:b w:val="0"/>
+          <w:sz w:val="21"/>
+        </w:rPr>
+        <w:t>官方答复"x+y 和能被 3 整除"(133 格,对角条纹,含(0,0);候选三解读全落空——参数化救场,</w:t>
+      </w:r>
+    </w:p>
+    <w:p>
+      <w:r>
+        <w:rPr>
+          <w:rFonts w:ascii="Microsoft YaHei" w:hAnsi="Microsoft YaHei" w:eastAsia="Microsoft YaHei"/>
+          <w:b w:val="0"/>
+          <w:sz w:val="21"/>
+        </w:rPr>
+        <w:t>当日一条命令切换+全链重跑)。</w:t>
+      </w:r>
+      <w:r>
+        <w:rPr>
+          <w:rFonts w:ascii="Microsoft YaHei" w:hAnsi="Microsoft YaHei" w:eastAsia="Microsoft YaHei"/>
+          <w:b/>
+          <w:sz w:val="21"/>
+        </w:rPr>
+        <w:t>逐发现关键指标对照(and 历史 → sum 官方)</w:t>
+      </w:r>
+      <w:r>
+        <w:rPr>
+          <w:rFonts w:ascii="Microsoft YaHei" w:hAnsi="Microsoft YaHei" w:eastAsia="Microsoft YaHei"/>
+          <w:b w:val="0"/>
+          <w:sz w:val="21"/>
+        </w:rPr>
+        <w:t>:</w:t>
+      </w:r>
+    </w:p>
+    <w:tbl>
+      <w:tblPr>
+        <w:tblStyle w:val="TableGrid"/>
+        <w:tblW w:type="auto" w:w="0"/>
+        <w:jc w:val="center"/>
+        <w:tblLook w:firstColumn="1" w:firstRow="1" w:lastColumn="0" w:lastRow="0" w:noHBand="0" w:noVBand="1" w:val="04A0"/>
+      </w:tblPr>
+      <w:tblGrid>
+        <w:gridCol w:w="1728"/>
+        <w:gridCol w:w="1728"/>
+        <w:gridCol w:w="1728"/>
+        <w:gridCol w:w="1728"/>
+        <w:gridCol w:w="1728"/>
+      </w:tblGrid>
+      <w:tr>
+        <w:tc>
+          <w:tcPr>
+            <w:tcW w:type="dxa" w:w="1728"/>
+            <w:shd w:val="clear" w:fill="D9E8F5"/>
+          </w:tcPr>
+          <w:p>
+            <w:r/>
+            <w:r>
+              <w:rPr>
+                <w:rFonts w:ascii="Microsoft YaHei" w:hAnsi="Microsoft YaHei" w:eastAsia="Microsoft YaHei"/>
+                <w:b/>
+                <w:sz w:val="19"/>
+              </w:rPr>
+              <w:t>发现</w:t>
+            </w:r>
+          </w:p>
+        </w:tc>
+        <w:tc>
+          <w:tcPr>
+            <w:tcW w:type="dxa" w:w="1728"/>
+            <w:shd w:val="clear" w:fill="D9E8F5"/>
+          </w:tcPr>
+          <w:p>
+            <w:r/>
+            <w:r>
+              <w:rPr>
+                <w:rFonts w:ascii="Microsoft YaHei" w:hAnsi="Microsoft YaHei" w:eastAsia="Microsoft YaHei"/>
+                <w:b/>
+                <w:sz w:val="19"/>
+              </w:rPr>
+              <w:t>关键指标</w:t>
+            </w:r>
+          </w:p>
+        </w:tc>
+        <w:tc>
+          <w:tcPr>
+            <w:tcW w:type="dxa" w:w="1728"/>
+            <w:shd w:val="clear" w:fill="D9E8F5"/>
+          </w:tcPr>
+          <w:p>
+            <w:r/>
+            <w:r>
+              <w:rPr>
+                <w:rFonts w:ascii="Microsoft YaHei" w:hAnsi="Microsoft YaHei" w:eastAsia="Microsoft YaHei"/>
+                <w:b/>
+                <w:sz w:val="19"/>
+              </w:rPr>
+              <w:t>and 历史值</w:t>
+            </w:r>
+          </w:p>
+        </w:tc>
+        <w:tc>
+          <w:tcPr>
+            <w:tcW w:type="dxa" w:w="1728"/>
+            <w:shd w:val="clear" w:fill="D9E8F5"/>
+          </w:tcPr>
+          <w:p>
+            <w:r/>
+            <w:r>
+              <w:rPr>
+                <w:rFonts w:ascii="Microsoft YaHei" w:hAnsi="Microsoft YaHei" w:eastAsia="Microsoft YaHei"/>
+                <w:b/>
+                <w:sz w:val="19"/>
+              </w:rPr>
+              <w:t>sum 官方值</w:t>
+            </w:r>
+          </w:p>
+        </w:tc>
+        <w:tc>
+          <w:tcPr>
+            <w:tcW w:type="dxa" w:w="1728"/>
+            <w:shd w:val="clear" w:fill="D9E8F5"/>
+          </w:tcPr>
+          <w:p>
+            <w:r/>
+            <w:r>
+              <w:rPr>
+                <w:rFonts w:ascii="Microsoft YaHei" w:hAnsi="Microsoft YaHei" w:eastAsia="Microsoft YaHei"/>
+                <w:b/>
+                <w:sz w:val="19"/>
+              </w:rPr>
+              <w:t>判定</w:t>
+            </w:r>
+          </w:p>
+        </w:tc>
+      </w:tr>
+      <w:tr>
+        <w:tc>
+          <w:tcPr>
+            <w:tcW w:type="dxa" w:w="1728"/>
+          </w:tcPr>
+          <w:p>
+            <w:r/>
+            <w:r>
+              <w:rPr>
+                <w:rFonts w:ascii="Microsoft YaHei" w:hAnsi="Microsoft YaHei" w:eastAsia="Microsoft YaHei"/>
+                <w:b w:val="0"/>
+                <w:sz w:val="19"/>
+              </w:rPr>
+              <w:t>F4 主对比(对照口径)</w:t>
+            </w:r>
+          </w:p>
+        </w:tc>
+        <w:tc>
+          <w:tcPr>
+            <w:tcW w:type="dxa" w:w="1728"/>
+          </w:tcPr>
+          <w:p>
+            <w:r/>
+            <w:r>
+              <w:rPr>
+                <w:rFonts w:ascii="Microsoft YaHei" w:hAnsi="Microsoft YaHei" w:eastAsia="Microsoft YaHei"/>
+                <w:b w:val="0"/>
+                <w:sz w:val="19"/>
+              </w:rPr>
+              <w:t>awra exp_t / vs seq 降幅</w:t>
+            </w:r>
+          </w:p>
+        </w:tc>
+        <w:tc>
+          <w:tcPr>
+            <w:tcW w:type="dxa" w:w="1728"/>
+          </w:tcPr>
+          <w:p>
+            <w:r/>
+            <w:r>
+              <w:rPr>
+                <w:rFonts w:ascii="Microsoft YaHei" w:hAnsi="Microsoft YaHei" w:eastAsia="Microsoft YaHei"/>
+                <w:b w:val="0"/>
+                <w:sz w:val="19"/>
+              </w:rPr>
+              <w:t>5.39s / 71.7%</w:t>
+            </w:r>
+          </w:p>
+        </w:tc>
+        <w:tc>
+          <w:tcPr>
+            <w:tcW w:type="dxa" w:w="1728"/>
+          </w:tcPr>
+          <w:p>
+            <w:r/>
+            <w:r>
+              <w:rPr>
+                <w:rFonts w:ascii="Microsoft YaHei" w:hAnsi="Microsoft YaHei" w:eastAsia="Microsoft YaHei"/>
+                <w:b/>
+                <w:sz w:val="19"/>
+              </w:rPr>
+              <w:t>6.53s / 65.1%</w:t>
+            </w:r>
+          </w:p>
+        </w:tc>
+        <w:tc>
+          <w:tcPr>
+            <w:tcW w:type="dxa" w:w="1728"/>
+          </w:tcPr>
+          <w:p>
+            <w:r/>
+            <w:r>
+              <w:rPr>
+                <w:rFonts w:ascii="Microsoft YaHei" w:hAnsi="Microsoft YaHei" w:eastAsia="Microsoft YaHei"/>
+                <w:b w:val="0"/>
+                <w:sz w:val="19"/>
+              </w:rPr>
+              <w:t>排序不变,违规 0</w:t>
+            </w:r>
+          </w:p>
+        </w:tc>
+      </w:tr>
+      <w:tr>
+        <w:tc>
+          <w:tcPr>
+            <w:tcW w:type="dxa" w:w="1728"/>
+          </w:tcPr>
+          <w:p>
+            <w:r/>
+            <w:r>
+              <w:rPr>
+                <w:rFonts w:ascii="Microsoft YaHei" w:hAnsi="Microsoft YaHei" w:eastAsia="Microsoft YaHei"/>
+                <w:b w:val="0"/>
+                <w:sz w:val="19"/>
+              </w:rPr>
+              <w:t>F7 运动模型</w:t>
+            </w:r>
+          </w:p>
+        </w:tc>
+        <w:tc>
+          <w:tcPr>
+            <w:tcW w:type="dxa" w:w="1728"/>
+          </w:tcPr>
+          <w:p>
+            <w:r/>
+            <w:r>
+              <w:rPr>
+                <w:rFonts w:ascii="Microsoft YaHei" w:hAnsi="Microsoft YaHei" w:eastAsia="Microsoft YaHei"/>
+                <w:b w:val="0"/>
+                <w:sz w:val="19"/>
+              </w:rPr>
+              <w:t>awra 降幅(加减速/匀速口径)</w:t>
+            </w:r>
+          </w:p>
+        </w:tc>
+        <w:tc>
+          <w:tcPr>
+            <w:tcW w:type="dxa" w:w="1728"/>
+          </w:tcPr>
+          <w:p>
+            <w:r/>
+            <w:r>
+              <w:rPr>
+                <w:rFonts w:ascii="Microsoft YaHei" w:hAnsi="Microsoft YaHei" w:eastAsia="Microsoft YaHei"/>
+                <w:b w:val="0"/>
+                <w:sz w:val="19"/>
+              </w:rPr>
+              <w:t>62.8% / 71.7%</w:t>
+            </w:r>
+          </w:p>
+        </w:tc>
+        <w:tc>
+          <w:tcPr>
+            <w:tcW w:type="dxa" w:w="1728"/>
+          </w:tcPr>
+          <w:p>
+            <w:r/>
+            <w:r>
+              <w:rPr>
+                <w:rFonts w:ascii="Microsoft YaHei" w:hAnsi="Microsoft YaHei" w:eastAsia="Microsoft YaHei"/>
+                <w:b/>
+                <w:sz w:val="19"/>
+              </w:rPr>
+              <w:t>57.3% / 65.1%</w:t>
+            </w:r>
+          </w:p>
+        </w:tc>
+        <w:tc>
+          <w:tcPr>
+            <w:tcW w:type="dxa" w:w="1728"/>
+          </w:tcPr>
+          <w:p>
+            <w:r/>
+            <w:r>
+              <w:rPr>
+                <w:rFonts w:ascii="Microsoft YaHei" w:hAnsi="Microsoft YaHei" w:eastAsia="Microsoft YaHei"/>
+                <w:b w:val="0"/>
+                <w:sz w:val="19"/>
+              </w:rPr>
+              <w:t>两口径优势均成立</w:t>
+            </w:r>
+          </w:p>
+        </w:tc>
+      </w:tr>
+      <w:tr>
+        <w:tc>
+          <w:tcPr>
+            <w:tcW w:type="dxa" w:w="1728"/>
+          </w:tcPr>
+          <w:p>
+            <w:r/>
+            <w:r>
+              <w:rPr>
+                <w:rFonts w:ascii="Microsoft YaHei" w:hAnsi="Microsoft YaHei" w:eastAsia="Microsoft YaHei"/>
+                <w:b w:val="0"/>
+                <w:sz w:val="19"/>
+              </w:rPr>
+              <w:t>F8 混合流(H)</w:t>
+            </w:r>
+          </w:p>
+        </w:tc>
+        <w:tc>
+          <w:tcPr>
+            <w:tcW w:type="dxa" w:w="1728"/>
+          </w:tcPr>
+          <w:p>
+            <w:r/>
+            <w:r>
+              <w:rPr>
+                <w:rFonts w:ascii="Microsoft YaHei" w:hAnsi="Microsoft YaHei" w:eastAsia="Microsoft YaHei"/>
+                <w:b w:val="0"/>
+                <w:sz w:val="19"/>
+              </w:rPr>
+              <w:t>吞吐 / vs 基线 / 双命令省</w:t>
+            </w:r>
+          </w:p>
+        </w:tc>
+        <w:tc>
+          <w:tcPr>
+            <w:tcW w:type="dxa" w:w="1728"/>
+          </w:tcPr>
+          <w:p>
+            <w:r/>
+            <w:r>
+              <w:rPr>
+                <w:rFonts w:ascii="Microsoft YaHei" w:hAnsi="Microsoft YaHei" w:eastAsia="Microsoft YaHei"/>
+                <w:b w:val="0"/>
+                <w:sz w:val="19"/>
+              </w:rPr>
+              <w:t>268 次/h / 1.97× / 28.3%</w:t>
+            </w:r>
+          </w:p>
+        </w:tc>
+        <w:tc>
+          <w:tcPr>
+            <w:tcW w:type="dxa" w:w="1728"/>
+          </w:tcPr>
+          <w:p>
+            <w:r/>
+            <w:r>
+              <w:rPr>
+                <w:rFonts w:ascii="Microsoft YaHei" w:hAnsi="Microsoft YaHei" w:eastAsia="Microsoft YaHei"/>
+                <w:b/>
+                <w:sz w:val="19"/>
+              </w:rPr>
+              <w:t>230 次/h / 1.74×(+75.2%) / 29.1%</w:t>
+            </w:r>
+          </w:p>
+        </w:tc>
+        <w:tc>
+          <w:tcPr>
+            <w:tcW w:type="dxa" w:w="1728"/>
+          </w:tcPr>
+          <w:p>
+            <w:r/>
+            <w:r>
+              <w:rPr>
+                <w:rFonts w:ascii="Microsoft YaHei" w:hAnsi="Microsoft YaHei" w:eastAsia="Microsoft YaHei"/>
+                <w:b w:val="0"/>
+                <w:sz w:val="19"/>
+              </w:rPr>
+              <w:t>结构保持</w:t>
+            </w:r>
+          </w:p>
+        </w:tc>
+      </w:tr>
+      <w:tr>
+        <w:tc>
+          <w:tcPr>
+            <w:tcW w:type="dxa" w:w="1728"/>
+          </w:tcPr>
+          <w:p>
+            <w:r/>
+            <w:r>
+              <w:rPr>
+                <w:rFonts w:ascii="Microsoft YaHei" w:hAnsi="Microsoft YaHei" w:eastAsia="Microsoft YaHei"/>
+                <w:b w:val="0"/>
+                <w:sz w:val="19"/>
+              </w:rPr>
+              <w:t>F9 夹逼链</w:t>
+            </w:r>
+          </w:p>
+        </w:tc>
+        <w:tc>
+          <w:tcPr>
+            <w:tcW w:type="dxa" w:w="1728"/>
+          </w:tcPr>
+          <w:p>
+            <w:r/>
+            <w:r>
+              <w:rPr>
+                <w:rFonts w:ascii="Microsoft YaHei" w:hAnsi="Microsoft YaHei" w:eastAsia="Microsoft YaHei"/>
+                <w:b w:val="0"/>
+                <w:sz w:val="19"/>
+              </w:rPr>
+              <w:t>LB ≤ 可达 ≤ awra / 距可达</w:t>
+            </w:r>
+          </w:p>
+        </w:tc>
+        <w:tc>
+          <w:tcPr>
+            <w:tcW w:type="dxa" w:w="1728"/>
+          </w:tcPr>
+          <w:p>
+            <w:r/>
+            <w:r>
+              <w:rPr>
+                <w:rFonts w:ascii="Microsoft YaHei" w:hAnsi="Microsoft YaHei" w:eastAsia="Microsoft YaHei"/>
+                <w:b w:val="0"/>
+                <w:sz w:val="19"/>
+              </w:rPr>
+              <w:t>4.72≤4.96≤5.39 / 8.8%</w:t>
+            </w:r>
+          </w:p>
+        </w:tc>
+        <w:tc>
+          <w:tcPr>
+            <w:tcW w:type="dxa" w:w="1728"/>
+          </w:tcPr>
+          <w:p>
+            <w:r/>
+            <w:r>
+              <w:rPr>
+                <w:rFonts w:ascii="Microsoft YaHei" w:hAnsi="Microsoft YaHei" w:eastAsia="Microsoft YaHei"/>
+                <w:b/>
+                <w:sz w:val="19"/>
+              </w:rPr>
+              <w:t>5.543≤5.943≤6.53 / 9.9%</w:t>
+            </w:r>
+            <w:r>
+              <w:rPr>
+                <w:rFonts w:ascii="Microsoft YaHei" w:hAnsi="Microsoft YaHei" w:eastAsia="Microsoft YaHei"/>
+                <w:b w:val="0"/>
+                <w:sz w:val="19"/>
+              </w:rPr>
+              <w:t>(距下界 17.8%)</w:t>
+            </w:r>
+          </w:p>
+        </w:tc>
+        <w:tc>
+          <w:tcPr>
+            <w:tcW w:type="dxa" w:w="1728"/>
+          </w:tcPr>
+          <w:p>
+            <w:r/>
+            <w:r>
+              <w:rPr>
+                <w:rFonts w:ascii="Microsoft YaHei" w:hAnsi="Microsoft YaHei" w:eastAsia="Microsoft YaHei"/>
+                <w:b w:val="0"/>
+                <w:sz w:val="19"/>
+              </w:rPr>
+              <w:t>夹逼成立</w:t>
+            </w:r>
+          </w:p>
+        </w:tc>
+      </w:tr>
+      <w:tr>
+        <w:tc>
+          <w:tcPr>
+            <w:tcW w:type="dxa" w:w="1728"/>
+          </w:tcPr>
+          <w:p>
+            <w:r/>
+            <w:r>
+              <w:rPr>
+                <w:rFonts w:ascii="Microsoft YaHei" w:hAnsi="Microsoft YaHei" w:eastAsia="Microsoft YaHei"/>
+                <w:b w:val="0"/>
+                <w:sz w:val="19"/>
+              </w:rPr>
+              <w:t>F10 绿色年化(H)</w:t>
+            </w:r>
+          </w:p>
+        </w:tc>
+        <w:tc>
+          <w:tcPr>
+            <w:tcW w:type="dxa" w:w="1728"/>
+          </w:tcPr>
+          <w:p>
+            <w:r/>
+            <w:r>
+              <w:rPr>
+                <w:rFonts w:ascii="Microsoft YaHei" w:hAnsi="Microsoft YaHei" w:eastAsia="Microsoft YaHei"/>
+                <w:b w:val="0"/>
+                <w:sz w:val="19"/>
+              </w:rPr>
+              <w:t>awra kWh/年 / 降幅 / 年省</w:t>
+            </w:r>
+          </w:p>
+        </w:tc>
+        <w:tc>
+          <w:tcPr>
+            <w:tcW w:type="dxa" w:w="1728"/>
+          </w:tcPr>
+          <w:p>
+            <w:r/>
+            <w:r>
+              <w:rPr>
+                <w:rFonts w:ascii="Microsoft YaHei" w:hAnsi="Microsoft YaHei" w:eastAsia="Microsoft YaHei"/>
+                <w:b w:val="0"/>
+                <w:sz w:val="19"/>
+              </w:rPr>
+              <w:t>220 / 58% / 309kWh</w:t>
+            </w:r>
+          </w:p>
+        </w:tc>
+        <w:tc>
+          <w:tcPr>
+            <w:tcW w:type="dxa" w:w="1728"/>
+          </w:tcPr>
+          <w:p>
+            <w:r/>
+            <w:r>
+              <w:rPr>
+                <w:rFonts w:ascii="Microsoft YaHei" w:hAnsi="Microsoft YaHei" w:eastAsia="Microsoft YaHei"/>
+                <w:b/>
+                <w:sz w:val="19"/>
+              </w:rPr>
+              <w:t>278.9 / 48.9% / 266.5kWh</w:t>
+            </w:r>
+            <w:r>
+              <w:rPr>
+                <w:rFonts w:ascii="Microsoft YaHei" w:hAnsi="Microsoft YaHei" w:eastAsia="Microsoft YaHei"/>
+                <w:b w:val="0"/>
+                <w:sz w:val="19"/>
+              </w:rPr>
+              <w:t>(电费省 213 元/CO2 省 155kg)</w:t>
+            </w:r>
+          </w:p>
+        </w:tc>
+        <w:tc>
+          <w:tcPr>
+            <w:tcW w:type="dxa" w:w="1728"/>
+          </w:tcPr>
+          <w:p>
+            <w:r/>
+            <w:r>
+              <w:rPr>
+                <w:rFonts w:ascii="Microsoft YaHei" w:hAnsi="Microsoft YaHei" w:eastAsia="Microsoft YaHei"/>
+                <w:b w:val="0"/>
+                <w:sz w:val="19"/>
+              </w:rPr>
+              <w:t>封面口径更新</w:t>
+            </w:r>
+          </w:p>
+        </w:tc>
+      </w:tr>
+      <w:tr>
+        <w:tc>
+          <w:tcPr>
+            <w:tcW w:type="dxa" w:w="1728"/>
+          </w:tcPr>
+          <w:p>
+            <w:r/>
+            <w:r>
+              <w:rPr>
+                <w:rFonts w:ascii="Microsoft YaHei" w:hAnsi="Microsoft YaHei" w:eastAsia="Microsoft YaHei"/>
+                <w:b w:val="0"/>
+                <w:sz w:val="19"/>
+              </w:rPr>
+              <w:t>F11 重排</w:t>
+            </w:r>
+          </w:p>
+        </w:tc>
+        <w:tc>
+          <w:tcPr>
+            <w:tcW w:type="dxa" w:w="1728"/>
+          </w:tcPr>
+          <w:p>
+            <w:r/>
+            <w:r>
+              <w:rPr>
+                <w:rFonts w:ascii="Microsoft YaHei" w:hAnsi="Microsoft YaHei" w:eastAsia="Microsoft YaHei"/>
+                <w:b w:val="0"/>
+                <w:sz w:val="19"/>
+              </w:rPr>
+              <w:t>定位</w:t>
+            </w:r>
+          </w:p>
+        </w:tc>
+        <w:tc>
+          <w:tcPr>
+            <w:tcW w:type="dxa" w:w="1728"/>
+          </w:tcPr>
+          <w:p>
+            <w:r/>
+            <w:r>
+              <w:rPr>
+                <w:rFonts w:ascii="Microsoft YaHei" w:hAnsi="Microsoft YaHei" w:eastAsia="Microsoft YaHei"/>
+                <w:b w:val="0"/>
+                <w:sz w:val="19"/>
+              </w:rPr>
+              <w:t>自愈非提效</w:t>
+            </w:r>
+          </w:p>
+        </w:tc>
+        <w:tc>
+          <w:tcPr>
+            <w:tcW w:type="dxa" w:w="1728"/>
+          </w:tcPr>
+          <w:p>
+            <w:r/>
+            <w:r>
+              <w:rPr>
+                <w:rFonts w:ascii="Microsoft YaHei" w:hAnsi="Microsoft YaHei" w:eastAsia="Microsoft YaHei"/>
+                <w:b/>
+                <w:sz w:val="19"/>
+              </w:rPr>
+              <w:t>自愈定位不变</w:t>
+            </w:r>
+            <w:r>
+              <w:rPr>
+                <w:rFonts w:ascii="Microsoft YaHei" w:hAnsi="Microsoft YaHei" w:eastAsia="Microsoft YaHei"/>
+                <w:b w:val="0"/>
+                <w:sz w:val="19"/>
+              </w:rPr>
+              <w:t>(触发式=每夜必排同值,布局稳则休)</w:t>
+            </w:r>
+          </w:p>
+        </w:tc>
+        <w:tc>
+          <w:tcPr>
+            <w:tcW w:type="dxa" w:w="1728"/>
+          </w:tcPr>
+          <w:p>
+            <w:r/>
+            <w:r>
+              <w:rPr>
+                <w:rFonts w:ascii="Microsoft YaHei" w:hAnsi="Microsoft YaHei" w:eastAsia="Microsoft YaHei"/>
+                <w:b w:val="0"/>
+                <w:sz w:val="19"/>
+              </w:rPr>
+              <w:t>保持</w:t>
+            </w:r>
+          </w:p>
+        </w:tc>
+      </w:tr>
+      <w:tr>
+        <w:tc>
+          <w:tcPr>
+            <w:tcW w:type="dxa" w:w="1728"/>
+          </w:tcPr>
+          <w:p>
+            <w:r/>
+            <w:r>
+              <w:rPr>
+                <w:rFonts w:ascii="Microsoft YaHei" w:hAnsi="Microsoft YaHei" w:eastAsia="Microsoft YaHei"/>
+                <w:b w:val="0"/>
+                <w:sz w:val="19"/>
+              </w:rPr>
+              <w:t>F12 压力矩阵</w:t>
+            </w:r>
+          </w:p>
+        </w:tc>
+        <w:tc>
+          <w:tcPr>
+            <w:tcW w:type="dxa" w:w="1728"/>
+          </w:tcPr>
+          <w:p>
+            <w:r/>
+            <w:r>
+              <w:rPr>
+                <w:rFonts w:ascii="Microsoft YaHei" w:hAnsi="Microsoft YaHei" w:eastAsia="Microsoft YaHei"/>
+                <w:b w:val="0"/>
+                <w:sz w:val="19"/>
+              </w:rPr>
+              <w:t>awra 漂移退化/夜排恢复/S2 均层/S3 超载</w:t>
+            </w:r>
+          </w:p>
+        </w:tc>
+        <w:tc>
+          <w:tcPr>
+            <w:tcW w:type="dxa" w:w="1728"/>
+          </w:tcPr>
+          <w:p>
+            <w:r/>
+            <w:r>
+              <w:rPr>
+                <w:rFonts w:ascii="Microsoft YaHei" w:hAnsi="Microsoft YaHei" w:eastAsia="Microsoft YaHei"/>
+                <w:b w:val="0"/>
+                <w:sz w:val="19"/>
+              </w:rPr>
+              <w:t>47.1% / 6.29 / 0.57 / 0</w:t>
+            </w:r>
+          </w:p>
+        </w:tc>
+        <w:tc>
+          <w:tcPr>
+            <w:tcW w:type="dxa" w:w="1728"/>
+          </w:tcPr>
+          <w:p>
+            <w:r/>
+            <w:r>
+              <w:rPr>
+                <w:rFonts w:ascii="Microsoft YaHei" w:hAnsi="Microsoft YaHei" w:eastAsia="Microsoft YaHei"/>
+                <w:b/>
+                <w:sz w:val="19"/>
+              </w:rPr>
+              <w:t>49.0% / 7.54 / 0.65 / 0</w:t>
+            </w:r>
+          </w:p>
+        </w:tc>
+        <w:tc>
+          <w:tcPr>
+            <w:tcW w:type="dxa" w:w="1728"/>
+          </w:tcPr>
+          <w:p>
+            <w:r/>
+            <w:r>
+              <w:rPr>
+                <w:rFonts w:ascii="Microsoft YaHei" w:hAnsi="Microsoft YaHei" w:eastAsia="Microsoft YaHei"/>
+                <w:b w:val="0"/>
+                <w:sz w:val="19"/>
+              </w:rPr>
+              <w:t>三叙事全保持</w:t>
+            </w:r>
+          </w:p>
+        </w:tc>
+      </w:tr>
+      <w:tr>
+        <w:tc>
+          <w:tcPr>
+            <w:tcW w:type="dxa" w:w="1728"/>
+          </w:tcPr>
+          <w:p>
+            <w:r/>
+            <w:r>
+              <w:rPr>
+                <w:rFonts w:ascii="Microsoft YaHei" w:hAnsi="Microsoft YaHei" w:eastAsia="Microsoft YaHei"/>
+                <w:b w:val="0"/>
+                <w:sz w:val="19"/>
+              </w:rPr>
+              <w:t>F13 自适应权重</w:t>
+            </w:r>
+          </w:p>
+        </w:tc>
+        <w:tc>
+          <w:tcPr>
+            <w:tcW w:type="dxa" w:w="1728"/>
+          </w:tcPr>
+          <w:p>
+            <w:r/>
+            <w:r>
+              <w:rPr>
+                <w:rFonts w:ascii="Microsoft YaHei" w:hAnsi="Microsoft YaHei" w:eastAsia="Microsoft YaHei"/>
+                <w:b w:val="0"/>
+                <w:sz w:val="19"/>
+              </w:rPr>
+              <w:t>平均/峰值增益(重标)</w:t>
+            </w:r>
+          </w:p>
+        </w:tc>
+        <w:tc>
+          <w:tcPr>
+            <w:tcW w:type="dxa" w:w="1728"/>
+          </w:tcPr>
+          <w:p>
+            <w:r/>
+            <w:r>
+              <w:rPr>
+                <w:rFonts w:ascii="Microsoft YaHei" w:hAnsi="Microsoft YaHei" w:eastAsia="Microsoft YaHei"/>
+                <w:b w:val="0"/>
+                <w:sz w:val="19"/>
+              </w:rPr>
+              <w:t>3.61% / 8.46%</w:t>
+            </w:r>
+          </w:p>
+        </w:tc>
+        <w:tc>
+          <w:tcPr>
+            <w:tcW w:type="dxa" w:w="1728"/>
+          </w:tcPr>
+          <w:p>
+            <w:r/>
+            <w:r>
+              <w:rPr>
+                <w:rFonts w:ascii="Microsoft YaHei" w:hAnsi="Microsoft YaHei" w:eastAsia="Microsoft YaHei"/>
+                <w:b/>
+                <w:sz w:val="19"/>
+              </w:rPr>
+              <w:t>3.51% / 7.27%</w:t>
+            </w:r>
+            <w:r>
+              <w:rPr>
+                <w:rFonts w:ascii="Microsoft YaHei" w:hAnsi="Microsoft YaHei" w:eastAsia="Microsoft YaHei"/>
+                <w:b w:val="0"/>
+                <w:sz w:val="19"/>
+              </w:rPr>
+              <w:t>(密度档 120/200/240,240=89.9% 利用率 Tompkins 区间上沿;留出 6.83% 全正)</w:t>
+            </w:r>
+          </w:p>
+        </w:tc>
+        <w:tc>
+          <w:tcPr>
+            <w:tcW w:type="dxa" w:w="1728"/>
+          </w:tcPr>
+          <w:p>
+            <w:r/>
+            <w:r>
+              <w:rPr>
+                <w:rFonts w:ascii="Microsoft YaHei" w:hAnsi="Microsoft YaHei" w:eastAsia="Microsoft YaHei"/>
+                <w:b w:val="0"/>
+                <w:sz w:val="19"/>
+              </w:rPr>
+              <w:t>三规律复验,120 档六项同值</w:t>
+            </w:r>
+          </w:p>
+        </w:tc>
+      </w:tr>
+      <w:tr>
+        <w:tc>
+          <w:tcPr>
+            <w:tcW w:type="dxa" w:w="1728"/>
+          </w:tcPr>
+          <w:p>
+            <w:r/>
+            <w:r>
+              <w:rPr>
+                <w:rFonts w:ascii="Microsoft YaHei" w:hAnsi="Microsoft YaHei" w:eastAsia="Microsoft YaHei"/>
+                <w:b w:val="0"/>
+                <w:sz w:val="19"/>
+              </w:rPr>
+              <w:t>F14 头条(H)</w:t>
+            </w:r>
+          </w:p>
+        </w:tc>
+        <w:tc>
+          <w:tcPr>
+            <w:tcW w:type="dxa" w:w="1728"/>
+          </w:tcPr>
+          <w:p>
+            <w:r/>
+            <w:r>
+              <w:rPr>
+                <w:rFonts w:ascii="Microsoft YaHei" w:hAnsi="Microsoft YaHei" w:eastAsia="Microsoft YaHei"/>
+                <w:b w:val="0"/>
+                <w:sz w:val="19"/>
+              </w:rPr>
+              <w:t>awra exp / 降幅 / 能耗降 / 重货层</w:t>
+            </w:r>
+          </w:p>
+        </w:tc>
+        <w:tc>
+          <w:tcPr>
+            <w:tcW w:type="dxa" w:w="1728"/>
+          </w:tcPr>
+          <w:p>
+            <w:r/>
+            <w:r>
+              <w:rPr>
+                <w:rFonts w:ascii="Microsoft YaHei" w:hAnsi="Microsoft YaHei" w:eastAsia="Microsoft YaHei"/>
+                <w:b w:val="0"/>
+                <w:sz w:val="19"/>
+              </w:rPr>
+              <w:t>7.42±0.42 / 66.2% / 74.3% / 0.50</w:t>
+            </w:r>
+          </w:p>
+        </w:tc>
+        <w:tc>
+          <w:tcPr>
+            <w:tcW w:type="dxa" w:w="1728"/>
+          </w:tcPr>
+          <w:p>
+            <w:r/>
+            <w:r>
+              <w:rPr>
+                <w:rFonts w:ascii="Microsoft YaHei" w:hAnsi="Microsoft YaHei" w:eastAsia="Microsoft YaHei"/>
+                <w:b/>
+                <w:sz w:val="19"/>
+              </w:rPr>
+              <w:t>8.40±0.48 / 62.0% / 67.3% / 0.57</w:t>
+            </w:r>
+            <w:r>
+              <w:rPr>
+                <w:rFonts w:ascii="Microsoft YaHei" w:hAnsi="Microsoft YaHei" w:eastAsia="Microsoft YaHei"/>
+                <w:b w:val="0"/>
+                <w:sz w:val="19"/>
+              </w:rPr>
+              <w:t>(gap 22.7%;新 H 锁 8.6232,旧锁转历史)</w:t>
+            </w:r>
+          </w:p>
+        </w:tc>
+        <w:tc>
+          <w:tcPr>
+            <w:tcW w:type="dxa" w:w="1728"/>
+          </w:tcPr>
+          <w:p>
+            <w:r/>
+            <w:r>
+              <w:rPr>
+                <w:rFonts w:ascii="Microsoft YaHei" w:hAnsi="Microsoft YaHei" w:eastAsia="Microsoft YaHei"/>
+                <w:b w:val="0"/>
+                <w:sz w:val="19"/>
+              </w:rPr>
+              <w:t>头条更新</w:t>
+            </w:r>
+          </w:p>
+        </w:tc>
+      </w:tr>
+      <w:tr>
+        <w:tc>
+          <w:tcPr>
+            <w:tcW w:type="dxa" w:w="1728"/>
+          </w:tcPr>
+          <w:p>
+            <w:r/>
+            <w:r>
+              <w:rPr>
+                <w:rFonts w:ascii="Microsoft YaHei" w:hAnsi="Microsoft YaHei" w:eastAsia="Microsoft YaHei"/>
+                <w:b w:val="0"/>
+                <w:sz w:val="19"/>
+              </w:rPr>
+              <w:t>F15 敏感性</w:t>
+            </w:r>
+          </w:p>
+        </w:tc>
+        <w:tc>
+          <w:tcPr>
+            <w:tcW w:type="dxa" w:w="1728"/>
+          </w:tcPr>
+          <w:p>
+            <w:r/>
+            <w:r>
+              <w:rPr>
+                <w:rFonts w:ascii="Microsoft YaHei" w:hAnsi="Microsoft YaHei" w:eastAsia="Microsoft YaHei"/>
+                <w:b w:val="0"/>
+                <w:sz w:val="19"/>
+              </w:rPr>
+              <w:t>物理缩放降幅带</w:t>
+            </w:r>
+          </w:p>
+        </w:tc>
+        <w:tc>
+          <w:tcPr>
+            <w:tcW w:type="dxa" w:w="1728"/>
+          </w:tcPr>
+          <w:p>
+            <w:r/>
+            <w:r>
+              <w:rPr>
+                <w:rFonts w:ascii="Microsoft YaHei" w:hAnsi="Microsoft YaHei" w:eastAsia="Microsoft YaHei"/>
+                <w:b w:val="0"/>
+                <w:sz w:val="19"/>
+              </w:rPr>
+              <w:t>26.9~28.7%</w:t>
+            </w:r>
+          </w:p>
+        </w:tc>
+        <w:tc>
+          <w:tcPr>
+            <w:tcW w:type="dxa" w:w="1728"/>
+          </w:tcPr>
+          <w:p>
+            <w:r/>
+            <w:r>
+              <w:rPr>
+                <w:rFonts w:ascii="Microsoft YaHei" w:hAnsi="Microsoft YaHei" w:eastAsia="Microsoft YaHei"/>
+                <w:b/>
+                <w:sz w:val="19"/>
+              </w:rPr>
+              <w:t>27.2~30.8%</w:t>
+            </w:r>
+          </w:p>
+        </w:tc>
+        <w:tc>
+          <w:tcPr>
+            <w:tcW w:type="dxa" w:w="1728"/>
+          </w:tcPr>
+          <w:p>
+            <w:r/>
+            <w:r>
+              <w:rPr>
+                <w:rFonts w:ascii="Microsoft YaHei" w:hAnsi="Microsoft YaHei" w:eastAsia="Microsoft YaHei"/>
+                <w:b w:val="0"/>
+                <w:sz w:val="19"/>
+              </w:rPr>
+              <w:t>缩放不变性保持</w:t>
+            </w:r>
+          </w:p>
+        </w:tc>
+      </w:tr>
+      <w:tr>
+        <w:tc>
+          <w:tcPr>
+            <w:tcW w:type="dxa" w:w="1728"/>
+          </w:tcPr>
+          <w:p>
+            <w:r/>
+            <w:r>
+              <w:rPr>
+                <w:rFonts w:ascii="Microsoft YaHei" w:hAnsi="Microsoft YaHei" w:eastAsia="Microsoft YaHei"/>
+                <w:b w:val="0"/>
+                <w:sz w:val="19"/>
+              </w:rPr>
+              <w:t>F16 RL 对照</w:t>
+            </w:r>
+          </w:p>
+        </w:tc>
+        <w:tc>
+          <w:tcPr>
+            <w:tcW w:type="dxa" w:w="1728"/>
+          </w:tcPr>
+          <w:p>
+            <w:r/>
+            <w:r>
+              <w:rPr>
+                <w:rFonts w:ascii="Microsoft YaHei" w:hAnsi="Microsoft YaHei" w:eastAsia="Microsoft YaHei"/>
+                <w:b w:val="0"/>
+                <w:sz w:val="19"/>
+              </w:rPr>
+              <w:t>RL 距标定 / 余弦</w:t>
+            </w:r>
+          </w:p>
+        </w:tc>
+        <w:tc>
+          <w:tcPr>
+            <w:tcW w:type="dxa" w:w="1728"/>
+          </w:tcPr>
+          <w:p>
+            <w:r/>
+            <w:r>
+              <w:rPr>
+                <w:rFonts w:ascii="Microsoft YaHei" w:hAnsi="Microsoft YaHei" w:eastAsia="Microsoft YaHei"/>
+                <w:b w:val="0"/>
+                <w:sz w:val="19"/>
+              </w:rPr>
+              <w:t>+8.2% / 0.334</w:t>
+            </w:r>
+          </w:p>
+        </w:tc>
+        <w:tc>
+          <w:tcPr>
+            <w:tcW w:type="dxa" w:w="1728"/>
+          </w:tcPr>
+          <w:p>
+            <w:r/>
+            <w:r>
+              <w:rPr>
+                <w:rFonts w:ascii="Microsoft YaHei" w:hAnsi="Microsoft YaHei" w:eastAsia="Microsoft YaHei"/>
+                <w:b/>
+                <w:sz w:val="19"/>
+              </w:rPr>
+              <w:t>+6.3% / 0.36</w:t>
+            </w:r>
+            <w:r>
+              <w:rPr>
+                <w:rFonts w:ascii="Microsoft YaHei" w:hAnsi="Microsoft YaHei" w:eastAsia="Microsoft YaHei"/>
+                <w:b w:val="0"/>
+                <w:sz w:val="19"/>
+              </w:rPr>
+              <w:t>(距上界 56%)</w:t>
+            </w:r>
+          </w:p>
+        </w:tc>
+        <w:tc>
+          <w:tcPr>
+            <w:tcW w:type="dxa" w:w="1728"/>
+          </w:tcPr>
+          <w:p>
+            <w:r/>
+            <w:r>
+              <w:rPr>
+                <w:rFonts w:ascii="Microsoft YaHei" w:hAnsi="Microsoft YaHei" w:eastAsia="Microsoft YaHei"/>
+                <w:b w:val="0"/>
+                <w:sz w:val="19"/>
+              </w:rPr>
+              <w:t>δ 反向证保持</w:t>
+            </w:r>
+          </w:p>
+        </w:tc>
+      </w:tr>
+      <w:tr>
+        <w:tc>
+          <w:tcPr>
+            <w:tcW w:type="dxa" w:w="1728"/>
+          </w:tcPr>
+          <w:p>
+            <w:r/>
+            <w:r>
+              <w:rPr>
+                <w:rFonts w:ascii="Microsoft YaHei" w:hAnsi="Microsoft YaHei" w:eastAsia="Microsoft YaHei"/>
+                <w:b w:val="0"/>
+                <w:sz w:val="19"/>
+              </w:rPr>
+              <w:t>F17 拟真阶梯</w:t>
+            </w:r>
+          </w:p>
+        </w:tc>
+        <w:tc>
+          <w:tcPr>
+            <w:tcW w:type="dxa" w:w="1728"/>
+          </w:tcPr>
+          <w:p>
+            <w:r/>
+            <w:r>
+              <w:rPr>
+                <w:rFonts w:ascii="Microsoft YaHei" w:hAnsi="Microsoft YaHei" w:eastAsia="Microsoft YaHei"/>
+                <w:b w:val="0"/>
+                <w:sz w:val="19"/>
+              </w:rPr>
+              <w:t>三档降幅</w:t>
+            </w:r>
+          </w:p>
+        </w:tc>
+        <w:tc>
+          <w:tcPr>
+            <w:tcW w:type="dxa" w:w="1728"/>
+          </w:tcPr>
+          <w:p>
+            <w:r/>
+            <w:r>
+              <w:rPr>
+                <w:rFonts w:ascii="Microsoft YaHei" w:hAnsi="Microsoft YaHei" w:eastAsia="Microsoft YaHei"/>
+                <w:b w:val="0"/>
+                <w:sz w:val="19"/>
+              </w:rPr>
+              <w:t>60.0→52.9→53.0%</w:t>
+            </w:r>
+          </w:p>
+        </w:tc>
+        <w:tc>
+          <w:tcPr>
+            <w:tcW w:type="dxa" w:w="1728"/>
+          </w:tcPr>
+          <w:p>
+            <w:r/>
+            <w:r>
+              <w:rPr>
+                <w:rFonts w:ascii="Microsoft YaHei" w:hAnsi="Microsoft YaHei" w:eastAsia="Microsoft YaHei"/>
+                <w:b/>
+                <w:sz w:val="19"/>
+              </w:rPr>
+              <w:t>49.9→43.7→44.7%</w:t>
+            </w:r>
+          </w:p>
+        </w:tc>
+        <w:tc>
+          <w:tcPr>
+            <w:tcW w:type="dxa" w:w="1728"/>
+          </w:tcPr>
+          <w:p>
+            <w:r/>
+            <w:r>
+              <w:rPr>
+                <w:rFonts w:ascii="Microsoft YaHei" w:hAnsi="Microsoft YaHei" w:eastAsia="Microsoft YaHei"/>
+                <w:b w:val="0"/>
+                <w:sz w:val="19"/>
+              </w:rPr>
+              <w:t>阶梯形状保持(高估≈6pp)</w:t>
+            </w:r>
+          </w:p>
+        </w:tc>
+      </w:tr>
+    </w:tbl>
+    <w:p/>
+    <w:p>
+      <w:pPr>
+        <w:pStyle w:val="ListBullet"/>
+      </w:pPr>
+      <w:r>
+        <w:rPr>
+          <w:rFonts w:ascii="Microsoft YaHei" w:hAnsi="Microsoft YaHei" w:eastAsia="Microsoft YaHei"/>
+          <w:b/>
+          <w:sz w:val="21"/>
+        </w:rPr>
+        <w:t>总判定:12 项发现的工程结论在官方口径下全部方向保持、违规全 0</w:t>
+      </w:r>
+      <w:r>
+        <w:rPr>
+          <w:rFonts w:ascii="Microsoft YaHei" w:hAnsi="Microsoft YaHei" w:eastAsia="Microsoft YaHei"/>
+          <w:b w:val="0"/>
+          <w:sz w:val="21"/>
+        </w:rPr>
+        <w:t>——"口径切换只平移数字不翻转结论"(附录 C 口径不变性主张)获得最强实证:这次不是我们换尺子,是官方换的。</w:t>
+      </w:r>
+    </w:p>
+    <w:p>
+      <w:pPr>
+        <w:pStyle w:val="ListBullet"/>
+      </w:pPr>
+      <w:r>
+        <w:rPr>
+          <w:rFonts w:ascii="Microsoft YaHei" w:hAnsi="Microsoft YaHei" w:eastAsia="Microsoft YaHei"/>
+          <w:b w:val="0"/>
+          <w:sz w:val="21"/>
+        </w:rPr>
+        <w:t>新增学术锚:该规则性条纹预占格局在 SLAP 文献未见直接研究(定向检索 0706)→本表为一手量化;near/COL 类策略在 (0,0) 被占+对角条纹下的系统性劣化与 Hassini &amp; Vickson 2007(IJPR,COL 非均匀性)方向一致。</w:t>
+      </w:r>
+    </w:p>
+    <w:p>
+      <w:pPr>
+        <w:pStyle w:val="ListBullet"/>
+      </w:pPr>
+      <w:r>
+        <w:rPr>
+          <w:rFonts w:ascii="Microsoft YaHei" w:hAnsi="Microsoft YaHei" w:eastAsia="Microsoft YaHei"/>
+          <w:b w:val="0"/>
+          <w:sz w:val="21"/>
+        </w:rPr>
+        <w:t>复现:</w:t>
+      </w:r>
+      <w:r>
+        <w:rPr>
+          <w:rFonts w:ascii="Consolas" w:hAnsi="Consolas" w:eastAsia="Microsoft YaHei"/>
+          <w:b w:val="0"/>
+          <w:color w:val="1A4D7C"/>
+          <w:sz w:val="21"/>
+        </w:rPr>
+        <w:t>python sim/run_all.py</w:t>
+      </w:r>
+      <w:r>
+        <w:rPr>
+          <w:rFonts w:ascii="Microsoft YaHei" w:hAnsi="Microsoft YaHei" w:eastAsia="Microsoft YaHei"/>
+          <w:b w:val="0"/>
+          <w:sz w:val="21"/>
+        </w:rPr>
+        <w:t xml:space="preserve"> + 各条目复现命令(默认口径已=sum);历史值复现加 </w:t>
+      </w:r>
+      <w:r>
+        <w:rPr>
+          <w:rFonts w:ascii="Consolas" w:hAnsi="Consolas" w:eastAsia="Microsoft YaHei"/>
+          <w:b w:val="0"/>
+          <w:color w:val="1A4D7C"/>
+          <w:sz w:val="21"/>
+        </w:rPr>
+        <w:t>--rule and</w:t>
+      </w:r>
+      <w:r>
+        <w:rPr>
+          <w:rFonts w:ascii="Microsoft YaHei" w:hAnsi="Microsoft YaHei" w:eastAsia="Microsoft YaHei"/>
+          <w:b w:val="0"/>
+          <w:sz w:val="21"/>
+        </w:rPr>
+        <w:t>。双锁:test_h_caliber_headline_lock(sum 8.6232)+test_legacy_and_h_lock(7.6202)。</w:t>
       </w:r>
     </w:p>
     <w:p>

--- a/1_给你看/实验发现.docx
+++ b/1_给你看/实验发现.docx
@@ -7415,6 +7415,1208 @@
           <w:sz w:val="21"/>
         </w:rPr>
         <w:t>(~3 分钟,numpy 零额外依赖)。</w:t>
+      </w:r>
+    </w:p>
+    <w:p>
+      <w:pPr>
+        <w:pStyle w:val="Heading2"/>
+      </w:pPr>
+      <w:r>
+        <w:rPr>
+          <w:rFonts w:ascii="Microsoft YaHei" w:hAnsi="Microsoft YaHei" w:eastAsia="Microsoft YaHei"/>
+          <w:b/>
+          <w:color w:val="17365D"/>
+          <w:sz w:val="26"/>
+        </w:rPr>
+        <w:t>F18. 块1 统计升级+七策略全景:无全能冠军=场景检测器的实证地基(2026-07-06,instance_gen.py+strategy_lib.py)</w:t>
+      </w:r>
+    </w:p>
+    <w:p>
+      <w:r>
+        <w:rPr>
+          <w:rFonts w:ascii="Microsoft YaHei" w:hAnsi="Microsoft YaHei" w:eastAsia="Microsoft YaHei"/>
+          <w:b w:val="0"/>
+          <w:sz w:val="21"/>
+        </w:rPr>
+        <w:t>12 场景(3 legacy 位级兼容+4 用户质疑场+3 压力+2 漂移)×30 seeds×7 策略=2520 runs,</w:t>
+      </w:r>
+    </w:p>
+    <w:p>
+      <w:r>
+        <w:rPr>
+          <w:rFonts w:ascii="Microsoft YaHei" w:hAnsi="Microsoft YaHei" w:eastAsia="Microsoft YaHei"/>
+          <w:b w:val="0"/>
+          <w:sz w:val="21"/>
+        </w:rPr>
+        <w:t>全指标升级为均值±95%CI+CRN 配对 t(协议依据:Law WSC2015/Rossetti §4.4.2;30 seeds</w:t>
+      </w:r>
+    </w:p>
+    <w:p>
+      <w:r>
+        <w:rPr>
+          <w:rFonts w:ascii="Microsoft YaHei" w:hAnsi="Microsoft YaHei" w:eastAsia="Microsoft YaHei"/>
+          <w:b w:val="0"/>
+          <w:sz w:val="21"/>
+        </w:rPr>
+        <w:t>超过文献实例惯例 15-20,主口径相对半宽 0.5-5% 优于 arXiv 2407.06394 的 ≤1% 判停线)。</w:t>
+      </w:r>
+    </w:p>
+    <w:p>
+      <w:r>
+        <w:rPr>
+          <w:rFonts w:ascii="Microsoft YaHei" w:hAnsi="Microsoft YaHei" w:eastAsia="Microsoft YaHei"/>
+          <w:b w:val="0"/>
+          <w:sz w:val="21"/>
+        </w:rPr>
+        <w:t>新增两经典策略:Class-based(CB)与 Full-turnover-based(TOB)(Hausman-Schwarz-Graves</w:t>
+      </w:r>
+    </w:p>
+    <w:p>
+      <w:r>
+        <w:rPr>
+          <w:rFonts w:ascii="Microsoft YaHei" w:hAnsi="Microsoft YaHei" w:eastAsia="Microsoft YaHei"/>
+          <w:b w:val="0"/>
+          <w:sz w:val="21"/>
+        </w:rPr>
+        <w:t>1976 三分类补全;术语正名表 strategy_lib.TERMS)。</w:t>
+      </w:r>
+    </w:p>
+    <w:p>
+      <w:pPr>
+        <w:pStyle w:val="ListNumber"/>
+      </w:pPr>
+      <w:r>
+        <w:rPr>
+          <w:rFonts w:ascii="Microsoft YaHei" w:hAnsi="Microsoft YaHei" w:eastAsia="Microsoft YaHei"/>
+          <w:b/>
+          <w:sz w:val="21"/>
+        </w:rPr>
+        <w:t>TOB 效率单项 12 连胜但全面代价</w:t>
+      </w:r>
+      <w:r>
+        <w:rPr>
+          <w:rFonts w:ascii="Microsoft YaHei" w:hAnsi="Microsoft YaHei" w:eastAsia="Microsoft YaHei"/>
+          <w:b w:val="0"/>
+          <w:sz w:val="21"/>
+        </w:rPr>
+        <w:t>:exp_t 4.56(对 AWRA +38.8%***)——它就是</w:t>
+      </w:r>
+    </w:p>
+    <w:p>
+      <w:r>
+        <w:rPr>
+          <w:rFonts w:ascii="Microsoft YaHei" w:hAnsi="Microsoft YaHei" w:eastAsia="Microsoft YaHei"/>
+          <w:b w:val="0"/>
+          <w:sz w:val="21"/>
+        </w:rPr>
+        <w:t>频次加权行程的直接贪心;代价=heavy_tier 3.99(AWRA 0.52)/能耗 20715(AWRA</w:t>
+      </w:r>
+    </w:p>
+    <w:p>
+      <w:r>
+        <w:rPr>
+          <w:rFonts w:ascii="Microsoft YaHei" w:hAnsi="Microsoft YaHei" w:eastAsia="Microsoft YaHei"/>
+          <w:b w:val="0"/>
+          <w:sz w:val="21"/>
+        </w:rPr>
+        <w:t>14698)/高压 fail 9.7 件(AWRA 0)。</w:t>
+      </w:r>
+      <w:r>
+        <w:rPr>
+          <w:rFonts w:ascii="Microsoft YaHei" w:hAnsi="Microsoft YaHei" w:eastAsia="Microsoft YaHei"/>
+          <w:b/>
+          <w:sz w:val="21"/>
+        </w:rPr>
+        <w:t>多目标不是白让效率的</w:t>
+      </w:r>
+      <w:r>
+        <w:rPr>
+          <w:rFonts w:ascii="Microsoft YaHei" w:hAnsi="Microsoft YaHei" w:eastAsia="Microsoft YaHei"/>
+          <w:b w:val="0"/>
+          <w:sz w:val="21"/>
+        </w:rPr>
+        <w:t>。</w:t>
+      </w:r>
+    </w:p>
+    <w:p>
+      <w:pPr>
+        <w:pStyle w:val="ListNumber"/>
+      </w:pPr>
+      <w:r>
+        <w:rPr>
+          <w:rFonts w:ascii="Microsoft YaHei" w:hAnsi="Microsoft YaHei" w:eastAsia="Microsoft YaHei"/>
+          <w:b/>
+          <w:sz w:val="21"/>
+        </w:rPr>
+        <w:t>在线组内公平对比支持用户直觉</w:t>
+      </w:r>
+      <w:r>
+        <w:rPr>
+          <w:rFonts w:ascii="Microsoft YaHei" w:hAnsi="Microsoft YaHei" w:eastAsia="Microsoft YaHei"/>
+          <w:b w:val="0"/>
+          <w:sz w:val="21"/>
+        </w:rPr>
+        <w:t>:score vs COL 在 tiny_light 差 -2.9%(ns,CI 含</w:t>
+      </w:r>
+    </w:p>
+    <w:p>
+      <w:r>
+        <w:rPr>
+          <w:rFonts w:ascii="Microsoft YaHei" w:hAnsi="Microsoft YaHei" w:eastAsia="Microsoft YaHei"/>
+          <w:b w:val="0"/>
+          <w:sz w:val="21"/>
+        </w:rPr>
+        <w:t>0)、flat_info 差 -0.12%——极小批或频次无画像信息时,多准则评分退化≈COL,</w:t>
+      </w:r>
+    </w:p>
+    <w:p>
+      <w:r>
+        <w:rPr>
+          <w:rFonts w:ascii="Microsoft YaHei" w:hAnsi="Microsoft YaHei" w:eastAsia="Microsoft YaHei"/>
+          <w:b w:val="0"/>
+          <w:sz w:val="21"/>
+        </w:rPr>
+        <w:t>复杂度白费;这就是检测器第一批规则的出处。</w:t>
+      </w:r>
+    </w:p>
+    <w:p>
+      <w:pPr>
+        <w:pStyle w:val="ListNumber"/>
+      </w:pPr>
+      <w:r>
+        <w:rPr>
+          <w:rFonts w:ascii="Microsoft YaHei" w:hAnsi="Microsoft YaHei" w:eastAsia="Microsoft YaHei"/>
+          <w:b w:val="0"/>
+          <w:sz w:val="21"/>
+        </w:rPr>
+        <w:t>词典序标定表(fail=0→exp_t 最优+CI 并列→heavy_tier 低):dense→CB、低密度→AWRA</w:t>
+      </w:r>
+    </w:p>
+    <w:p>
+      <w:r>
+        <w:rPr>
+          <w:rFonts w:ascii="Microsoft YaHei" w:hAnsi="Microsoft YaHei" w:eastAsia="Microsoft YaHei"/>
+          <w:b w:val="0"/>
+          <w:sz w:val="21"/>
+        </w:rPr>
+        <w:t>(安全平票键)、常规→TOB;</w:t>
+      </w:r>
+      <w:r>
+        <w:rPr>
+          <w:rFonts w:ascii="Microsoft YaHei" w:hAnsi="Microsoft YaHei" w:eastAsia="Microsoft YaHei"/>
+          <w:b/>
+          <w:sz w:val="21"/>
+        </w:rPr>
+        <w:t>检测器的目标口径本身是输入</w:t>
+      </w:r>
+      <w:r>
+        <w:rPr>
+          <w:rFonts w:ascii="Microsoft YaHei" w:hAnsi="Microsoft YaHei" w:eastAsia="Microsoft YaHei"/>
+          <w:b w:val="0"/>
+          <w:sz w:val="21"/>
+        </w:rPr>
+        <w:t>(纯效率→TOB 多数;</w:t>
+      </w:r>
+    </w:p>
+    <w:p>
+      <w:r>
+        <w:rPr>
+          <w:rFonts w:ascii="Microsoft YaHei" w:hAnsi="Microsoft YaHei" w:eastAsia="Microsoft YaHei"/>
+          <w:b w:val="0"/>
+          <w:sz w:val="21"/>
+        </w:rPr>
+        <w:t>题面全要素→AWRA 多数)。</w:t>
+      </w:r>
+    </w:p>
+    <w:p>
+      <w:pPr>
+        <w:pStyle w:val="ListBullet"/>
+      </w:pPr>
+      <w:r>
+        <w:rPr>
+          <w:rFonts w:ascii="Microsoft YaHei" w:hAnsi="Microsoft YaHei" w:eastAsia="Microsoft YaHei"/>
+          <w:b w:val="0"/>
+          <w:sz w:val="21"/>
+        </w:rPr>
+        <w:t>数据:out/instgen_detail/agg/pairs.csv、out/detector_rules.md。</w:t>
+      </w:r>
+    </w:p>
+    <w:p>
+      <w:pPr>
+        <w:pStyle w:val="ListBullet"/>
+      </w:pPr>
+      <w:r>
+        <w:rPr>
+          <w:rFonts w:ascii="Microsoft YaHei" w:hAnsi="Microsoft YaHei" w:eastAsia="Microsoft YaHei"/>
+          <w:b w:val="0"/>
+          <w:sz w:val="21"/>
+        </w:rPr>
+        <w:t>复现:</w:t>
+      </w:r>
+      <w:r>
+        <w:rPr>
+          <w:rFonts w:ascii="Consolas" w:hAnsi="Consolas" w:eastAsia="Microsoft YaHei"/>
+          <w:b w:val="0"/>
+          <w:color w:val="1A4D7C"/>
+          <w:sz w:val="21"/>
+        </w:rPr>
+        <w:t>python sim/instance_gen.py</w:t>
+      </w:r>
+      <w:r>
+        <w:rPr>
+          <w:rFonts w:ascii="Microsoft YaHei" w:hAnsi="Microsoft YaHei" w:eastAsia="Microsoft YaHei"/>
+          <w:b w:val="0"/>
+          <w:sz w:val="21"/>
+        </w:rPr>
+        <w:t>(~4 分钟)+</w:t>
+      </w:r>
+      <w:r>
+        <w:rPr>
+          <w:rFonts w:ascii="Consolas" w:hAnsi="Consolas" w:eastAsia="Microsoft YaHei"/>
+          <w:b w:val="0"/>
+          <w:color w:val="1A4D7C"/>
+          <w:sz w:val="21"/>
+        </w:rPr>
+        <w:t>python sim/strategy_lib.py --calibrate</w:t>
+      </w:r>
+      <w:r>
+        <w:rPr>
+          <w:rFonts w:ascii="Microsoft YaHei" w:hAnsi="Microsoft YaHei" w:eastAsia="Microsoft YaHei"/>
+          <w:b w:val="0"/>
+          <w:sz w:val="21"/>
+        </w:rPr>
+        <w:t>。</w:t>
+      </w:r>
+    </w:p>
+    <w:p>
+      <w:pPr>
+        <w:pStyle w:val="Heading2"/>
+      </w:pPr>
+      <w:r>
+        <w:rPr>
+          <w:rFonts w:ascii="Microsoft YaHei" w:hAnsi="Microsoft YaHei" w:eastAsia="Microsoft YaHei"/>
+          <w:b/>
+          <w:color w:val="17365D"/>
+          <w:sz w:val="26"/>
+        </w:rPr>
+        <w:t>F19. 高压失败维度:效率贪心在 90% 填充"放不进",AWRA 双零(2026-07-06,instance_gen.py)</w:t>
+      </w:r>
+    </w:p>
+    <w:p>
+      <w:r>
+        <w:rPr>
+          <w:rFonts w:ascii="Microsoft YaHei" w:hAnsi="Microsoft YaHei" w:eastAsia="Microsoft YaHei"/>
+          <w:b w:val="0"/>
+          <w:sz w:val="21"/>
+        </w:rPr>
+        <w:t>dense_240(90% 填充)30 seeds:COL 平均失败 8.8 件、score 7.63、TOB 9.7,**AWRA 0 且</w:t>
+      </w:r>
+    </w:p>
+    <w:p>
+      <w:r>
+        <w:rPr>
+          <w:rFonts w:ascii="Microsoft YaHei" w:hAnsi="Microsoft YaHei" w:eastAsia="Microsoft YaHei"/>
+          <w:b w:val="0"/>
+          <w:sz w:val="21"/>
+        </w:rPr>
+        <w:t>heavy_tier 1.54/能耗同时最优**;dense_200 同方向(3.03/2.43/9.7 级→AWRA 0)。机制:</w:t>
+      </w:r>
+    </w:p>
+    <w:p>
+      <w:r>
+        <w:rPr>
+          <w:rFonts w:ascii="Microsoft YaHei" w:hAnsi="Microsoft YaHei" w:eastAsia="Microsoft YaHei"/>
+          <w:b w:val="0"/>
+          <w:sz w:val="21"/>
+        </w:rPr>
+        <w:t>逐件贪心把近区可行位早早占死,后到重货在剩余高层无位可去;TOB 更狠(高频先挑,</w:t>
+      </w:r>
+    </w:p>
+    <w:p>
+      <w:r>
+        <w:rPr>
+          <w:rFonts w:ascii="Microsoft YaHei" w:hAnsi="Microsoft YaHei" w:eastAsia="Microsoft YaHei"/>
+          <w:b w:val="0"/>
+          <w:sz w:val="21"/>
+        </w:rPr>
+        <w:t>低频重货垫底);AWRA 的 Rank 让"难放者先挑"+LS 全局调整。**贪心的真实代价不是慢,</w:t>
+      </w:r>
+    </w:p>
+    <w:p>
+      <w:r>
+        <w:rPr>
+          <w:rFonts w:ascii="Microsoft YaHei" w:hAnsi="Microsoft YaHei" w:eastAsia="Microsoft YaHei"/>
+          <w:b w:val="0"/>
+          <w:sz w:val="21"/>
+        </w:rPr>
+        <w:t>是高压下放不进**——这是"批量算法上 PLC"的最硬卖点(题面'存放准确性'维度)。</w:t>
+      </w:r>
+    </w:p>
+    <w:p>
+      <w:pPr>
+        <w:pStyle w:val="ListBullet"/>
+      </w:pPr>
+      <w:r>
+        <w:rPr>
+          <w:rFonts w:ascii="Microsoft YaHei" w:hAnsi="Microsoft YaHei" w:eastAsia="Microsoft YaHei"/>
+          <w:b w:val="0"/>
+          <w:sz w:val="21"/>
+        </w:rPr>
+        <w:t>数据:out/instgen_agg.csv(fail_mean 列)、out/instgen_pairs.csv(fail_a/b 列)。</w:t>
+      </w:r>
+    </w:p>
+    <w:p>
+      <w:pPr>
+        <w:pStyle w:val="ListBullet"/>
+      </w:pPr>
+      <w:r>
+        <w:rPr>
+          <w:rFonts w:ascii="Microsoft YaHei" w:hAnsi="Microsoft YaHei" w:eastAsia="Microsoft YaHei"/>
+          <w:b w:val="0"/>
+          <w:sz w:val="21"/>
+        </w:rPr>
+        <w:t>复现:</w:t>
+      </w:r>
+      <w:r>
+        <w:rPr>
+          <w:rFonts w:ascii="Consolas" w:hAnsi="Consolas" w:eastAsia="Microsoft YaHei"/>
+          <w:b w:val="0"/>
+          <w:color w:val="1A4D7C"/>
+          <w:sz w:val="21"/>
+        </w:rPr>
+        <w:t>python sim/instance_gen.py --scenarios dense_240 --seeds 30</w:t>
+      </w:r>
+      <w:r>
+        <w:rPr>
+          <w:rFonts w:ascii="Microsoft YaHei" w:hAnsi="Microsoft YaHei" w:eastAsia="Microsoft YaHei"/>
+          <w:b w:val="0"/>
+          <w:sz w:val="21"/>
+        </w:rPr>
+        <w:t>。</w:t>
+      </w:r>
+    </w:p>
+    <w:p>
+      <w:pPr>
+        <w:pStyle w:val="Heading2"/>
+      </w:pPr>
+      <w:r>
+        <w:rPr>
+          <w:rFonts w:ascii="Microsoft YaHei" w:hAnsi="Microsoft YaHei" w:eastAsia="Microsoft YaHei"/>
+          <w:b/>
+          <w:color w:val="17365D"/>
+          <w:sz w:val="26"/>
+        </w:rPr>
+        <w:t>F20. LAP 精确最优锚:AWRA 距最优 gap ≤0.14%,12 场景全量(2026-07-06,lap_optimal.py)</w:t>
+      </w:r>
+    </w:p>
+    <w:p>
+      <w:r>
+        <w:rPr>
+          <w:rFonts w:ascii="Microsoft YaHei" w:hAnsi="Microsoft YaHei" w:eastAsia="Microsoft YaHei"/>
+          <w:b w:val="0"/>
+          <w:sz w:val="21"/>
+        </w:rPr>
+        <w:t>我们的批量目标各项均为 (货,位) 独立成本 → 纯线性分配问题(LAP),</w:t>
+      </w:r>
+    </w:p>
+    <w:p>
+      <w:r>
+        <w:rPr>
+          <w:rFonts w:ascii="Microsoft YaHei" w:hAnsi="Microsoft YaHei" w:eastAsia="Microsoft YaHei"/>
+          <w:b w:val="0"/>
+          <w:sz w:val="21"/>
+        </w:rPr>
+        <w:t>scipy.optimize.linear_sum_assignment(修正 Jonker-Volgenant)10ms 级给</w:t>
+      </w:r>
+      <w:r>
+        <w:rPr>
+          <w:rFonts w:ascii="Microsoft YaHei" w:hAnsi="Microsoft YaHei" w:eastAsia="Microsoft YaHei"/>
+          <w:b/>
+          <w:sz w:val="21"/>
+        </w:rPr>
+        <w:t>精确最优</w:t>
+      </w:r>
+    </w:p>
+    <w:p>
+      <w:r>
+        <w:rPr>
+          <w:rFonts w:ascii="Microsoft YaHei" w:hAnsi="Microsoft YaHei" w:eastAsia="Microsoft YaHei"/>
+          <w:b w:val="0"/>
+          <w:sz w:val="21"/>
+        </w:rPr>
+        <w:t>(含承重/容积约束,禁止边 big-M 编码);含货物亲和项才是 QAP/NP-hard(Reyes 2019/</w:t>
+      </w:r>
+    </w:p>
+    <w:p>
+      <w:r>
+        <w:rPr>
+          <w:rFonts w:ascii="Microsoft YaHei" w:hAnsi="Microsoft YaHei" w:eastAsia="Microsoft YaHei"/>
+          <w:b w:val="0"/>
+          <w:sz w:val="21"/>
+        </w:rPr>
+        <w:t>Burkard 综述)——线性口径可精确求解有文献背书。</w:t>
+      </w:r>
+    </w:p>
+    <w:p>
+      <w:pPr>
+        <w:pStyle w:val="ListNumber"/>
+      </w:pPr>
+      <w:r>
+        <w:rPr>
+          <w:rFonts w:ascii="Microsoft YaHei" w:hAnsi="Microsoft YaHei" w:eastAsia="Microsoft YaHei"/>
+          <w:b/>
+          <w:sz w:val="21"/>
+        </w:rPr>
+        <w:t>score 口径(同目标 gap,30 seeds×12 场景)</w:t>
+      </w:r>
+      <w:r>
+        <w:rPr>
+          <w:rFonts w:ascii="Microsoft YaHei" w:hAnsi="Microsoft YaHei" w:eastAsia="Microsoft YaHei"/>
+          <w:b w:val="0"/>
+          <w:sz w:val="21"/>
+        </w:rPr>
+        <w:t xml:space="preserve">:全部 </w:t>
+      </w:r>
+      <w:r>
+        <w:rPr>
+          <w:rFonts w:ascii="Microsoft YaHei" w:hAnsi="Microsoft YaHei" w:eastAsia="Microsoft YaHei"/>
+          <w:b/>
+          <w:sz w:val="21"/>
+        </w:rPr>
+        <w:t>0.01-0.14%</w:t>
+      </w:r>
+      <w:r>
+        <w:rPr>
+          <w:rFonts w:ascii="Microsoft YaHei" w:hAnsi="Microsoft YaHei" w:eastAsia="Microsoft YaHei"/>
+          <w:b w:val="0"/>
+          <w:sz w:val="21"/>
+        </w:rPr>
+        <w:t>,其中 9/12</w:t>
+      </w:r>
+    </w:p>
+    <w:p>
+      <w:r>
+        <w:rPr>
+          <w:rFonts w:ascii="Microsoft YaHei" w:hAnsi="Microsoft YaHei" w:eastAsia="Microsoft YaHei"/>
+          <w:b w:val="0"/>
+          <w:sz w:val="21"/>
+        </w:rPr>
+        <w:t>场景 ≤0.03%——AWRA-LS 的 Rank+Assign+LS 三段几乎打满精确最优;文献参照</w:t>
+      </w:r>
+    </w:p>
+    <w:p>
+      <w:r>
+        <w:rPr>
+          <w:rFonts w:ascii="Microsoft YaHei" w:hAnsi="Microsoft YaHei" w:eastAsia="Microsoft YaHei"/>
+          <w:b w:val="0"/>
+          <w:sz w:val="21"/>
+        </w:rPr>
+        <w:t>ALNS vs Gurobi 0.32%(小规模实例),我们更优。"距最优 ≤0.14%"可直接进报告头条。</w:t>
+      </w:r>
+    </w:p>
+    <w:p>
+      <w:pPr>
+        <w:pStyle w:val="ListNumber"/>
+      </w:pPr>
+      <w:r>
+        <w:rPr>
+          <w:rFonts w:ascii="Microsoft YaHei" w:hAnsi="Microsoft YaHei" w:eastAsia="Microsoft YaHei"/>
+          <w:b/>
+          <w:sz w:val="21"/>
+        </w:rPr>
+        <w:t>exp_t 口径(纯效率理论价)</w:t>
+      </w:r>
+      <w:r>
+        <w:rPr>
+          <w:rFonts w:ascii="Microsoft YaHei" w:hAnsi="Microsoft YaHei" w:eastAsia="Microsoft YaHei"/>
+          <w:b w:val="0"/>
+          <w:sz w:val="21"/>
+        </w:rPr>
+        <w:t>:gap 27-48%(如 L120_skew 27.0%、drift_skewless</w:t>
+      </w:r>
+    </w:p>
+    <w:p>
+      <w:r>
+        <w:rPr>
+          <w:rFonts w:ascii="Microsoft YaHei" w:hAnsi="Microsoft YaHei" w:eastAsia="Microsoft YaHei"/>
+          <w:b w:val="0"/>
+          <w:sz w:val="21"/>
+        </w:rPr>
+        <w:t>29.1±5.5%)——</w:t>
+      </w:r>
+      <w:r>
+        <w:rPr>
+          <w:rFonts w:ascii="Microsoft YaHei" w:hAnsi="Microsoft YaHei" w:eastAsia="Microsoft YaHei"/>
+          <w:b/>
+          <w:sz w:val="21"/>
+        </w:rPr>
+        <w:t>这是多目标为安全/能耗/预留支付的效率价格的精确定价</w:t>
+      </w:r>
+      <w:r>
+        <w:rPr>
+          <w:rFonts w:ascii="Microsoft YaHei" w:hAnsi="Microsoft YaHei" w:eastAsia="Microsoft YaHei"/>
+          <w:b w:val="0"/>
+          <w:sz w:val="21"/>
+        </w:rPr>
+        <w:t>(与</w:t>
+      </w:r>
+    </w:p>
+    <w:p>
+      <w:r>
+        <w:rPr>
+          <w:rFonts w:ascii="Microsoft YaHei" w:hAnsi="Microsoft YaHei" w:eastAsia="Microsoft YaHei"/>
+          <w:b w:val="0"/>
+          <w:sz w:val="21"/>
+        </w:rPr>
+        <w:t>F18-1 TOB 现象同源;TOB 是该口径的贪心,LAP 是其精确解)。</w:t>
+      </w:r>
+    </w:p>
+    <w:p>
+      <w:pPr>
+        <w:pStyle w:val="ListNumber"/>
+      </w:pPr>
+      <w:r>
+        <w:rPr>
+          <w:rFonts w:ascii="Microsoft YaHei" w:hAnsi="Microsoft YaHei" w:eastAsia="Microsoft YaHei"/>
+          <w:b w:val="0"/>
+          <w:sz w:val="21"/>
+        </w:rPr>
+        <w:t>三级证据链闭合:松弛下界(analytic_bounds,忽略约束)≤ LAP 精确最优(含约束)</w:t>
+      </w:r>
+    </w:p>
+    <w:p>
+      <w:r>
+        <w:rPr>
+          <w:rFonts w:ascii="Microsoft YaHei" w:hAnsi="Microsoft YaHei" w:eastAsia="Microsoft YaHei"/>
+          <w:b w:val="0"/>
+          <w:sz w:val="21"/>
+        </w:rPr>
+        <w:t>≤ AWRA 实测,gap 逐级可引。</w:t>
+      </w:r>
+    </w:p>
+    <w:p>
+      <w:pPr>
+        <w:pStyle w:val="ListBullet"/>
+      </w:pPr>
+      <w:r>
+        <w:rPr>
+          <w:rFonts w:ascii="Microsoft YaHei" w:hAnsi="Microsoft YaHei" w:eastAsia="Microsoft YaHei"/>
+          <w:b w:val="0"/>
+          <w:sz w:val="21"/>
+        </w:rPr>
+        <w:t>数据:out/lap_gap.csv(720 行);复现:</w:t>
+      </w:r>
+      <w:r>
+        <w:rPr>
+          <w:rFonts w:ascii="Consolas" w:hAnsi="Consolas" w:eastAsia="Microsoft YaHei"/>
+          <w:b w:val="0"/>
+          <w:color w:val="1A4D7C"/>
+          <w:sz w:val="21"/>
+        </w:rPr>
+        <w:t>python sim/lap_optimal.py</w:t>
+      </w:r>
+      <w:r>
+        <w:rPr>
+          <w:rFonts w:ascii="Microsoft YaHei" w:hAnsi="Microsoft YaHei" w:eastAsia="Microsoft YaHei"/>
+          <w:b w:val="0"/>
+          <w:sz w:val="21"/>
+        </w:rPr>
+        <w:t>(~10 分钟)。</w:t>
+      </w:r>
+    </w:p>
+    <w:p>
+      <w:pPr>
+        <w:pStyle w:val="Heading2"/>
+      </w:pPr>
+      <w:r>
+        <w:rPr>
+          <w:rFonts w:ascii="Microsoft YaHei" w:hAnsi="Microsoft YaHei" w:eastAsia="Microsoft YaHei"/>
+          <w:b/>
+          <w:color w:val="17365D"/>
+          <w:sz w:val="26"/>
+        </w:rPr>
+        <w:t>F21. δ 预留项生命周期定论:低填充净亏、高压兑现于"放得进"——重定位为可行性保险(2026-07-06,lifecycle_sim.py)</w:t>
+      </w:r>
+    </w:p>
+    <w:p>
+      <w:r>
+        <w:rPr>
+          <w:rFonts w:ascii="Microsoft YaHei" w:hAnsi="Microsoft YaHei" w:eastAsia="Microsoft YaHei"/>
+          <w:b w:val="0"/>
+          <w:sz w:val="21"/>
+        </w:rPr>
+        <w:t>U5 全生命周期(200 周期循环访问+LAG5 回库+汰换+夜间重排,U2 载重口径,30 seeds</w:t>
+      </w:r>
+    </w:p>
+    <w:p>
+      <w:r>
+        <w:rPr>
+          <w:rFonts w:ascii="Microsoft YaHei" w:hAnsi="Microsoft YaHei" w:eastAsia="Microsoft YaHei"/>
+          <w:b w:val="0"/>
+          <w:sz w:val="21"/>
+        </w:rPr>
+        <w:t>CRN 配对,δ=0.15 vs δ=0):</w:t>
+      </w:r>
+    </w:p>
+    <w:tbl>
+      <w:tblPr>
+        <w:tblStyle w:val="TableGrid"/>
+        <w:tblW w:type="auto" w:w="0"/>
+        <w:jc w:val="center"/>
+        <w:tblLook w:firstColumn="1" w:firstRow="1" w:lastColumn="0" w:lastRow="0" w:noHBand="0" w:noVBand="1" w:val="04A0"/>
+      </w:tblPr>
+      <w:tblGrid>
+        <w:gridCol w:w="2160"/>
+        <w:gridCol w:w="2160"/>
+        <w:gridCol w:w="2160"/>
+        <w:gridCol w:w="2160"/>
+      </w:tblGrid>
+      <w:tr>
+        <w:tc>
+          <w:tcPr>
+            <w:tcW w:type="dxa" w:w="2160"/>
+            <w:shd w:val="clear" w:fill="D9E8F5"/>
+          </w:tcPr>
+          <w:p>
+            <w:r/>
+            <w:r>
+              <w:rPr>
+                <w:rFonts w:ascii="Microsoft YaHei" w:hAnsi="Microsoft YaHei" w:eastAsia="Microsoft YaHei"/>
+                <w:b/>
+                <w:sz w:val="19"/>
+              </w:rPr>
+              <w:t>口径</w:t>
+            </w:r>
+          </w:p>
+        </w:tc>
+        <w:tc>
+          <w:tcPr>
+            <w:tcW w:type="dxa" w:w="2160"/>
+            <w:shd w:val="clear" w:fill="D9E8F5"/>
+          </w:tcPr>
+          <w:p>
+            <w:r/>
+            <w:r>
+              <w:rPr>
+                <w:rFonts w:ascii="Microsoft YaHei" w:hAnsi="Microsoft YaHei" w:eastAsia="Microsoft YaHei"/>
+                <w:b/>
+                <w:sz w:val="19"/>
+              </w:rPr>
+              <w:t>出库均响应差</w:t>
+            </w:r>
+          </w:p>
+        </w:tc>
+        <w:tc>
+          <w:tcPr>
+            <w:tcW w:type="dxa" w:w="2160"/>
+            <w:shd w:val="clear" w:fill="D9E8F5"/>
+          </w:tcPr>
+          <w:p>
+            <w:r/>
+            <w:r>
+              <w:rPr>
+                <w:rFonts w:ascii="Microsoft YaHei" w:hAnsi="Microsoft YaHei" w:eastAsia="Microsoft YaHei"/>
+                <w:b/>
+                <w:sz w:val="19"/>
+              </w:rPr>
+              <w:t>总作业时差</w:t>
+            </w:r>
+          </w:p>
+        </w:tc>
+        <w:tc>
+          <w:tcPr>
+            <w:tcW w:type="dxa" w:w="2160"/>
+            <w:shd w:val="clear" w:fill="D9E8F5"/>
+          </w:tcPr>
+          <w:p>
+            <w:r/>
+            <w:r>
+              <w:rPr>
+                <w:rFonts w:ascii="Microsoft YaHei" w:hAnsi="Microsoft YaHei" w:eastAsia="Microsoft YaHei"/>
+                <w:b/>
+                <w:sz w:val="19"/>
+              </w:rPr>
+              <w:t>回库失败</w:t>
+            </w:r>
+          </w:p>
+        </w:tc>
+      </w:tr>
+      <w:tr>
+        <w:tc>
+          <w:tcPr>
+            <w:tcW w:type="dxa" w:w="2160"/>
+          </w:tcPr>
+          <w:p>
+            <w:r/>
+            <w:r>
+              <w:rPr>
+                <w:rFonts w:ascii="Microsoft YaHei" w:hAnsi="Microsoft YaHei" w:eastAsia="Microsoft YaHei"/>
+                <w:b w:val="0"/>
+                <w:sz w:val="19"/>
+              </w:rPr>
+              <w:t>45% 填充×汰换 10%/33%/50%</w:t>
+            </w:r>
+          </w:p>
+        </w:tc>
+        <w:tc>
+          <w:tcPr>
+            <w:tcW w:type="dxa" w:w="2160"/>
+          </w:tcPr>
+          <w:p>
+            <w:r/>
+            <w:r>
+              <w:rPr>
+                <w:rFonts w:ascii="Microsoft YaHei" w:hAnsi="Microsoft YaHei" w:eastAsia="Microsoft YaHei"/>
+                <w:b w:val="0"/>
+                <w:sz w:val="19"/>
+              </w:rPr>
+              <w:t>+0.93/+1.55/+1.55s 全***</w:t>
+            </w:r>
+          </w:p>
+        </w:tc>
+        <w:tc>
+          <w:tcPr>
+            <w:tcW w:type="dxa" w:w="2160"/>
+          </w:tcPr>
+          <w:p>
+            <w:r/>
+            <w:r>
+              <w:rPr>
+                <w:rFonts w:ascii="Microsoft YaHei" w:hAnsi="Microsoft YaHei" w:eastAsia="Microsoft YaHei"/>
+                <w:b w:val="0"/>
+                <w:sz w:val="19"/>
+              </w:rPr>
+              <w:t>+376/+608/+650s 全***</w:t>
+            </w:r>
+          </w:p>
+        </w:tc>
+        <w:tc>
+          <w:tcPr>
+            <w:tcW w:type="dxa" w:w="2160"/>
+          </w:tcPr>
+          <w:p>
+            <w:r/>
+            <w:r>
+              <w:rPr>
+                <w:rFonts w:ascii="Microsoft YaHei" w:hAnsi="Microsoft YaHei" w:eastAsia="Microsoft YaHei"/>
+                <w:b w:val="0"/>
+                <w:sz w:val="19"/>
+              </w:rPr>
+              <w:t>0/0</w:t>
+            </w:r>
+          </w:p>
+        </w:tc>
+      </w:tr>
+      <w:tr>
+        <w:tc>
+          <w:tcPr>
+            <w:tcW w:type="dxa" w:w="2160"/>
+          </w:tcPr>
+          <w:p>
+            <w:r/>
+            <w:r>
+              <w:rPr>
+                <w:rFonts w:ascii="Microsoft YaHei" w:hAnsi="Microsoft YaHei" w:eastAsia="Microsoft YaHei"/>
+                <w:b w:val="0"/>
+                <w:sz w:val="19"/>
+              </w:rPr>
+              <w:t>90% 填充×汰换 33%</w:t>
+            </w:r>
+          </w:p>
+        </w:tc>
+        <w:tc>
+          <w:tcPr>
+            <w:tcW w:type="dxa" w:w="2160"/>
+          </w:tcPr>
+          <w:p>
+            <w:r/>
+            <w:r>
+              <w:rPr>
+                <w:rFonts w:ascii="Microsoft YaHei" w:hAnsi="Microsoft YaHei" w:eastAsia="Microsoft YaHei"/>
+                <w:b w:val="0"/>
+                <w:sz w:val="19"/>
+              </w:rPr>
+              <w:t>+0.04s(ns)</w:t>
+            </w:r>
+          </w:p>
+        </w:tc>
+        <w:tc>
+          <w:tcPr>
+            <w:tcW w:type="dxa" w:w="2160"/>
+          </w:tcPr>
+          <w:p>
+            <w:r/>
+            <w:r>
+              <w:rPr>
+                <w:rFonts w:ascii="Microsoft YaHei" w:hAnsi="Microsoft YaHei" w:eastAsia="Microsoft YaHei"/>
+                <w:b w:val="0"/>
+                <w:sz w:val="19"/>
+              </w:rPr>
+              <w:t>+191s(ns)</w:t>
+            </w:r>
+          </w:p>
+        </w:tc>
+        <w:tc>
+          <w:tcPr>
+            <w:tcW w:type="dxa" w:w="2160"/>
+          </w:tcPr>
+          <w:p>
+            <w:r/>
+            <w:r>
+              <w:rPr>
+                <w:rFonts w:ascii="Microsoft YaHei" w:hAnsi="Microsoft YaHei" w:eastAsia="Microsoft YaHei"/>
+                <w:b/>
+                <w:sz w:val="19"/>
+              </w:rPr>
+              <w:t>128 vs 172(δ 少 26%)</w:t>
+            </w:r>
+          </w:p>
+        </w:tc>
+      </w:tr>
+    </w:tbl>
+    <w:p/>
+    <w:p>
+      <w:pPr>
+        <w:pStyle w:val="ListNumber"/>
+      </w:pPr>
+      <w:r>
+        <w:rPr>
+          <w:rFonts w:ascii="Microsoft YaHei" w:hAnsi="Microsoft YaHei" w:eastAsia="Microsoft YaHei"/>
+          <w:b/>
+          <w:sz w:val="21"/>
+        </w:rPr>
+        <w:t>低填充 δ 显著净亏</w:t>
+      </w:r>
+      <w:r>
+        <w:rPr>
+          <w:rFonts w:ascii="Microsoft YaHei" w:hAnsi="Microsoft YaHei" w:eastAsia="Microsoft YaHei"/>
+          <w:b w:val="0"/>
+          <w:sz w:val="21"/>
+        </w:rPr>
+        <w:t>:近位不紧缺→预留无对象,只剩把冷货推远的日常代价;</w:t>
+      </w:r>
+    </w:p>
+    <w:p>
+      <w:r>
+        <w:rPr>
+          <w:rFonts w:ascii="Microsoft YaHei" w:hAnsi="Microsoft YaHei" w:eastAsia="Microsoft YaHei"/>
+          <w:b w:val="0"/>
+          <w:sz w:val="21"/>
+        </w:rPr>
+        <w:t>汰换率越高越亏(新货频次画像偏低,δ 也罚它们)。</w:t>
+      </w:r>
+    </w:p>
+    <w:p>
+      <w:pPr>
+        <w:pStyle w:val="ListNumber"/>
+      </w:pPr>
+      <w:r>
+        <w:rPr>
+          <w:rFonts w:ascii="Microsoft YaHei" w:hAnsi="Microsoft YaHei" w:eastAsia="Microsoft YaHei"/>
+          <w:b/>
+          <w:sz w:val="21"/>
+        </w:rPr>
+        <w:t>高压下 δ 兑现在"放得进"维度</w:t>
+      </w:r>
+      <w:r>
+        <w:rPr>
+          <w:rFonts w:ascii="Microsoft YaHei" w:hAnsi="Microsoft YaHei" w:eastAsia="Microsoft YaHei"/>
+          <w:b w:val="0"/>
+          <w:sz w:val="21"/>
+        </w:rPr>
+        <w:t>:回库失败 -26%,效率持平——δ 是**高压可行性</w:t>
+      </w:r>
+    </w:p>
+    <w:p>
+      <w:r>
+        <w:rPr>
+          <w:rFonts w:ascii="Microsoft YaHei" w:hAnsi="Microsoft YaHei" w:eastAsia="Microsoft YaHei"/>
+          <w:b w:val="0"/>
+          <w:sz w:val="21"/>
+        </w:rPr>
+        <w:t>保险,不是效率工具**;检测器规则:density 高才开 δ。</w:t>
+      </w:r>
+    </w:p>
+    <w:p>
+      <w:pPr>
+        <w:pStyle w:val="ListNumber"/>
+      </w:pPr>
+      <w:r>
+        <w:rPr>
+          <w:rFonts w:ascii="Microsoft YaHei" w:hAnsi="Microsoft YaHei" w:eastAsia="Microsoft YaHei"/>
+          <w:b w:val="0"/>
+          <w:sz w:val="21"/>
+        </w:rPr>
+        <w:t>与 F16 互文修正:RL"学不出 δ"当时解读为信用分配难;生命周期证据表明该口径下</w:t>
+      </w:r>
+    </w:p>
+    <w:p>
+      <w:r>
+        <w:rPr>
+          <w:rFonts w:ascii="Microsoft YaHei" w:hAnsi="Microsoft YaHei" w:eastAsia="Microsoft YaHei"/>
+          <w:b w:val="0"/>
+          <w:sz w:val="21"/>
+        </w:rPr>
+        <w:t>δ 本身净亏——</w:t>
+      </w:r>
+      <w:r>
+        <w:rPr>
+          <w:rFonts w:ascii="Microsoft YaHei" w:hAnsi="Microsoft YaHei" w:eastAsia="Microsoft YaHei"/>
+          <w:b/>
+          <w:sz w:val="21"/>
+        </w:rPr>
+        <w:t>RL 的"不学"是正确判断</w:t>
+      </w:r>
+      <w:r>
+        <w:rPr>
+          <w:rFonts w:ascii="Microsoft YaHei" w:hAnsi="Microsoft YaHei" w:eastAsia="Microsoft YaHei"/>
+          <w:b w:val="0"/>
+          <w:sz w:val="21"/>
+        </w:rPr>
+        <w:t>。自我修正链(F2→F5→F15→F16→F21)</w:t>
+      </w:r>
+    </w:p>
+    <w:p>
+      <w:r>
+        <w:rPr>
+          <w:rFonts w:ascii="Microsoft YaHei" w:hAnsi="Microsoft YaHei" w:eastAsia="Microsoft YaHei"/>
+          <w:b w:val="0"/>
+          <w:sz w:val="21"/>
+        </w:rPr>
+        <w:t>=主动划定自家创新点适用边界,报告专节素材。</w:t>
+      </w:r>
+    </w:p>
+    <w:p>
+      <w:pPr>
+        <w:pStyle w:val="ListBullet"/>
+      </w:pPr>
+      <w:r>
+        <w:rPr>
+          <w:rFonts w:ascii="Microsoft YaHei" w:hAnsi="Microsoft YaHei" w:eastAsia="Microsoft YaHei"/>
+          <w:b w:val="0"/>
+          <w:sz w:val="21"/>
+        </w:rPr>
+        <w:t>数据:out/lifecycle_delta.csv;复现:</w:t>
+      </w:r>
+      <w:r>
+        <w:rPr>
+          <w:rFonts w:ascii="Consolas" w:hAnsi="Consolas" w:eastAsia="Microsoft YaHei"/>
+          <w:b w:val="0"/>
+          <w:color w:val="1A4D7C"/>
+          <w:sz w:val="21"/>
+        </w:rPr>
+        <w:t>python sim/lifecycle_sim.py</w:t>
+      </w:r>
+      <w:r>
+        <w:rPr>
+          <w:rFonts w:ascii="Microsoft YaHei" w:hAnsi="Microsoft YaHei" w:eastAsia="Microsoft YaHei"/>
+          <w:b w:val="0"/>
+          <w:sz w:val="21"/>
+        </w:rPr>
+        <w:t>(~6 分钟;</w:t>
+      </w:r>
+    </w:p>
+    <w:p>
+      <w:r>
+        <w:rPr>
+          <w:rFonts w:ascii="Microsoft YaHei" w:hAnsi="Microsoft YaHei" w:eastAsia="Microsoft YaHei"/>
+          <w:b w:val="0"/>
+          <w:sz w:val="21"/>
+        </w:rPr>
+        <w:t>--n-init 240 高压组)。</w:t>
+      </w:r>
+    </w:p>
+    <w:p>
+      <w:pPr>
+        <w:pStyle w:val="Heading2"/>
+      </w:pPr>
+      <w:r>
+        <w:rPr>
+          <w:rFonts w:ascii="Microsoft YaHei" w:hAnsi="Microsoft YaHei" w:eastAsia="Microsoft YaHei"/>
+          <w:b/>
+          <w:color w:val="17365D"/>
+          <w:sz w:val="26"/>
+        </w:rPr>
+        <w:t>F22. Bozer-White 复现锚:离散化误差 0.60% 且 O(1/n) 收敛;加减速效应落文献带(2026-07-06,bw_anchor.py)</w:t>
+      </w:r>
+    </w:p>
+    <w:p>
+      <w:r>
+        <w:rPr>
+          <w:rFonts w:ascii="Microsoft YaHei" w:hAnsi="Microsoft YaHei" w:eastAsia="Microsoft YaHei"/>
+          <w:b w:val="0"/>
+          <w:sz w:val="21"/>
+        </w:rPr>
+        <w:t>BW 1984 连续闭式(单程 E=T(½+b²/6)、E(TB)=T(⅓+b²/6−b³/30);Le-Duc 2005 教材级</w:t>
+      </w:r>
+    </w:p>
+    <w:p>
+      <w:r>
+        <w:rPr>
+          <w:rFonts w:ascii="Microsoft YaHei" w:hAnsi="Microsoft YaHei" w:eastAsia="Microsoft YaHei"/>
+          <w:b w:val="0"/>
+          <w:sz w:val="21"/>
+        </w:rPr>
+        <w:t>核对+Roodbergen &amp; Vis 2009 交叉;b=0.25)vs 离散精确期望:</w:t>
+      </w:r>
+    </w:p>
+    <w:p>
+      <w:pPr>
+        <w:pStyle w:val="ListNumber"/>
+      </w:pPr>
+      <w:r>
+        <w:rPr>
+          <w:rFonts w:ascii="Microsoft YaHei" w:hAnsi="Microsoft YaHei" w:eastAsia="Microsoft YaHei"/>
+          <w:b/>
+          <w:sz w:val="21"/>
+        </w:rPr>
+        <w:t>纯离散化误差(全格)</w:t>
+      </w:r>
+      <w:r>
+        <w:rPr>
+          <w:rFonts w:ascii="Microsoft YaHei" w:hAnsi="Microsoft YaHei" w:eastAsia="Microsoft YaHei"/>
+          <w:b w:val="0"/>
+          <w:sz w:val="21"/>
+        </w:rPr>
+        <w:t>:单程 10×10→80×80 为 1.28→0.60→0.29→0.14%,20×20 主</w:t>
+      </w:r>
+    </w:p>
+    <w:p>
+      <w:r>
+        <w:rPr>
+          <w:rFonts w:ascii="Microsoft YaHei" w:hAnsi="Microsoft YaHei" w:eastAsia="Microsoft YaHei"/>
+          <w:b w:val="0"/>
+          <w:sz w:val="21"/>
+        </w:rPr>
+        <w:t xml:space="preserve">口径 </w:t>
+      </w:r>
+      <w:r>
+        <w:rPr>
+          <w:rFonts w:ascii="Microsoft YaHei" w:hAnsi="Microsoft YaHei" w:eastAsia="Microsoft YaHei"/>
+          <w:b/>
+          <w:sz w:val="21"/>
+        </w:rPr>
+        <w:t>0.60%</w:t>
+      </w:r>
+      <w:r>
+        <w:rPr>
+          <w:rFonts w:ascii="Microsoft YaHei" w:hAnsi="Microsoft YaHei" w:eastAsia="Microsoft YaHei"/>
+          <w:b w:val="0"/>
+          <w:sz w:val="21"/>
+        </w:rPr>
+        <w:t>;E(TB) 11.66→5.39→2.60→1.22%——文献只有定性"差异小"(Lee et</w:t>
+      </w:r>
+    </w:p>
+    <w:p>
+      <w:r>
+        <w:rPr>
+          <w:rFonts w:ascii="Microsoft YaHei" w:hAnsi="Microsoft YaHei" w:eastAsia="Microsoft YaHei"/>
+          <w:b w:val="0"/>
+          <w:sz w:val="21"/>
+        </w:rPr>
+        <w:t>al. 1999),</w:t>
+      </w:r>
+      <w:r>
+        <w:rPr>
+          <w:rFonts w:ascii="Microsoft YaHei" w:hAnsi="Microsoft YaHei" w:eastAsia="Microsoft YaHei"/>
+          <w:b/>
+          <w:sz w:val="21"/>
+        </w:rPr>
+        <w:t>收敛数字为本项目自产</w:t>
+      </w:r>
+      <w:r>
+        <w:rPr>
+          <w:rFonts w:ascii="Microsoft YaHei" w:hAnsi="Microsoft YaHei" w:eastAsia="Microsoft YaHei"/>
+          <w:b w:val="0"/>
+          <w:sz w:val="21"/>
+        </w:rPr>
+        <w:t>(枪E 核实无现成来源,搜索摘要的"0.25%"</w:t>
+      </w:r>
+    </w:p>
+    <w:p>
+      <w:r>
+        <w:rPr>
+          <w:rFonts w:ascii="Microsoft YaHei" w:hAnsi="Microsoft YaHei" w:eastAsia="Microsoft YaHei"/>
+          <w:b w:val="0"/>
+          <w:sz w:val="21"/>
+        </w:rPr>
+        <w:t>经鉴定为 AI 幻觉弃用)。</w:t>
+      </w:r>
+    </w:p>
+    <w:p>
+      <w:pPr>
+        <w:pStyle w:val="ListNumber"/>
+      </w:pPr>
+      <w:r>
+        <w:rPr>
+          <w:rFonts w:ascii="Microsoft YaHei" w:hAnsi="Microsoft YaHei" w:eastAsia="Microsoft YaHei"/>
+          <w:b w:val="0"/>
+          <w:sz w:val="21"/>
+        </w:rPr>
+        <w:t>sum 预占几何效应仅 +0.16pp(0.60→0.76%)——预占格均匀散布,期望几乎不动。</w:t>
+      </w:r>
+    </w:p>
+    <w:p>
+      <w:pPr>
+        <w:pStyle w:val="ListNumber"/>
+      </w:pPr>
+      <w:r>
+        <w:rPr>
+          <w:rFonts w:ascii="Microsoft YaHei" w:hAnsi="Microsoft YaHei" w:eastAsia="Microsoft YaHei"/>
+          <w:b w:val="0"/>
+          <w:sz w:val="21"/>
+        </w:rPr>
+        <w:t>**恒速→梯形加减速:单程 +10.5%、E(TB) +15.3%,正落 Oser &amp; Drobir 2012 的</w:t>
+      </w:r>
+    </w:p>
+    <w:p>
+      <w:r>
+        <w:rPr>
+          <w:rFonts w:ascii="Microsoft YaHei" w:hAnsi="Microsoft YaHei" w:eastAsia="Microsoft YaHei"/>
+          <w:b w:val="0"/>
+          <w:sz w:val="21"/>
+        </w:rPr>
+        <w:t>6-12%/10-16% 文献带**(对象为弯道式 AS/RS,量级参照)——两个独立建模的加减速</w:t>
+      </w:r>
+    </w:p>
+    <w:p>
+      <w:r>
+        <w:rPr>
+          <w:rFonts w:ascii="Microsoft YaHei" w:hAnsi="Microsoft YaHei" w:eastAsia="Microsoft YaHei"/>
+          <w:b w:val="0"/>
+          <w:sz w:val="21"/>
+        </w:rPr>
+        <w:t>效应互证,仿真器可信度外部锚闭合。</w:t>
+      </w:r>
+    </w:p>
+    <w:p>
+      <w:pPr>
+        <w:pStyle w:val="ListBullet"/>
+      </w:pPr>
+      <w:r>
+        <w:rPr>
+          <w:rFonts w:ascii="Microsoft YaHei" w:hAnsi="Microsoft YaHei" w:eastAsia="Microsoft YaHei"/>
+          <w:b w:val="0"/>
+          <w:sz w:val="21"/>
+        </w:rPr>
+        <w:t>数据:out/bw_anchor.csv;复现:</w:t>
+      </w:r>
+      <w:r>
+        <w:rPr>
+          <w:rFonts w:ascii="Consolas" w:hAnsi="Consolas" w:eastAsia="Microsoft YaHei"/>
+          <w:b w:val="0"/>
+          <w:color w:val="1A4D7C"/>
+          <w:sz w:val="21"/>
+        </w:rPr>
+        <w:t>python sim/bw_anchor.py</w:t>
+      </w:r>
+      <w:r>
+        <w:rPr>
+          <w:rFonts w:ascii="Microsoft YaHei" w:hAnsi="Microsoft YaHei" w:eastAsia="Microsoft YaHei"/>
+          <w:b w:val="0"/>
+          <w:sz w:val="21"/>
+        </w:rPr>
+        <w:t>(~1 分钟)。</w:t>
       </w:r>
     </w:p>
     <w:sectPr>

--- a/1_给你看/实验发现.docx
+++ b/1_给你看/实验发现.docx
@@ -8609,6 +8609,252 @@
           <w:sz w:val="21"/>
         </w:rPr>
         <w:t>python sim/bw_anchor.py</w:t>
+      </w:r>
+      <w:r>
+        <w:rPr>
+          <w:rFonts w:ascii="Microsoft YaHei" w:hAnsi="Microsoft YaHei" w:eastAsia="Microsoft YaHei"/>
+          <w:b w:val="0"/>
+          <w:sz w:val="21"/>
+        </w:rPr>
+        <w:t>(~1 分钟)。</w:t>
+      </w:r>
+    </w:p>
+    <w:p>
+      <w:pPr>
+        <w:pStyle w:val="Heading2"/>
+      </w:pPr>
+      <w:r>
+        <w:rPr>
+          <w:rFonts w:ascii="Microsoft YaHei" w:hAnsi="Microsoft YaHei" w:eastAsia="Microsoft YaHei"/>
+          <w:b/>
+          <w:color w:val="17365D"/>
+          <w:sz w:val="26"/>
+        </w:rPr>
+        <w:t>F23. 装卸时间对布局零影响:位置无关加性项,可证明(2026-07-07,handle_probe.py)</w:t>
+      </w:r>
+    </w:p>
+    <w:p>
+      <w:r>
+        <w:rPr>
+          <w:rFonts w:ascii="Microsoft YaHei" w:hAnsi="Microsoft YaHei" w:eastAsia="Microsoft YaHei"/>
+          <w:b w:val="0"/>
+          <w:sz w:val="21"/>
+        </w:rPr>
+        <w:t>触发:官方"简化复杂度"导向下自审"装卸三档(U2)是否属过度建模"。命题:装卸</w:t>
+      </w:r>
+    </w:p>
+    <w:p>
+      <w:r>
+        <w:rPr>
+          <w:rFonts w:ascii="Microsoft YaHei" w:hAnsi="Microsoft YaHei" w:eastAsia="Microsoft YaHei"/>
+          <w:b w:val="0"/>
+          <w:sz w:val="21"/>
+        </w:rPr>
+        <w:t>handle(货)只依赖重量、与库位无关 → 单件周期=行程(位置相关)+装卸(位置无关);</w:t>
+      </w:r>
+    </w:p>
+    <w:p>
+      <w:r>
+        <w:rPr>
+          <w:rFonts w:ascii="Microsoft YaHei" w:hAnsi="Microsoft YaHei" w:eastAsia="Microsoft YaHei"/>
+          <w:b w:val="0"/>
+          <w:sz w:val="21"/>
+        </w:rPr>
+        <w:t>min over 位置 时装卸是常数,不进 argmin → 对最优布局与策略排序零影响。三探针坐实:</w:t>
+      </w:r>
+    </w:p>
+    <w:p>
+      <w:pPr>
+        <w:pStyle w:val="ListNumber"/>
+      </w:pPr>
+      <w:r>
+        <w:rPr>
+          <w:rFonts w:ascii="Microsoft YaHei" w:hAnsi="Microsoft YaHei" w:eastAsia="Microsoft YaHei"/>
+          <w:b/>
+          <w:sz w:val="21"/>
+        </w:rPr>
+        <w:t>探针 A(平移)</w:t>
+      </w:r>
+      <w:r>
+        <w:rPr>
+          <w:rFonts w:ascii="Microsoft YaHei" w:hAnsi="Microsoft YaHei" w:eastAsia="Microsoft YaHei"/>
+          <w:b w:val="0"/>
+          <w:sz w:val="21"/>
+        </w:rPr>
+        <w:t>:同一布局贴 h=0/9/三档 装卸标签,周期纯平移 +9.75s,</w:t>
+      </w:r>
+    </w:p>
+    <w:p>
+      <w:r>
+        <w:rPr>
+          <w:rFonts w:ascii="Microsoft YaHei" w:hAnsi="Microsoft YaHei" w:eastAsia="Microsoft YaHei"/>
+          <w:b w:val="0"/>
+          <w:sz w:val="21"/>
+        </w:rPr>
+        <w:t>heavy_tier/exp_t/布局逐位不变(near/score/awra 三策略同规律)。</w:t>
+      </w:r>
+    </w:p>
+    <w:p>
+      <w:pPr>
+        <w:pStyle w:val="ListNumber"/>
+      </w:pPr>
+      <w:r>
+        <w:rPr>
+          <w:rFonts w:ascii="Microsoft YaHei" w:hAnsi="Microsoft YaHei" w:eastAsia="Microsoft YaHei"/>
+          <w:b/>
+          <w:sz w:val="21"/>
+        </w:rPr>
+        <w:t>探针 B(铁证)</w:t>
+      </w:r>
+      <w:r>
+        <w:rPr>
+          <w:rFonts w:ascii="Microsoft YaHei" w:hAnsi="Microsoft YaHei" w:eastAsia="Microsoft YaHei"/>
+          <w:b w:val="0"/>
+          <w:sz w:val="21"/>
+        </w:rPr>
+        <w:t>:把 freq·handle 加进选位目标并扫权重 λ∈{0,1,100}——**即使</w:t>
+      </w:r>
+    </w:p>
+    <w:p>
+      <w:r>
+        <w:rPr>
+          <w:rFonts w:ascii="Microsoft YaHei" w:hAnsi="Microsoft YaHei" w:eastAsia="Microsoft YaHei"/>
+          <w:b w:val="0"/>
+          <w:sz w:val="21"/>
+        </w:rPr>
+        <w:t>装卸项主导评分,30 seeds×3 权重=90 次布局与纯 score 100% 逐位相同**;位置无关</w:t>
+      </w:r>
+    </w:p>
+    <w:p>
+      <w:r>
+        <w:rPr>
+          <w:rFonts w:ascii="Microsoft YaHei" w:hAnsi="Microsoft YaHei" w:eastAsia="Microsoft YaHei"/>
+          <w:b w:val="0"/>
+          <w:sz w:val="21"/>
+        </w:rPr>
+        <w:t>加性项数学上无从改变 argmin。</w:t>
+      </w:r>
+    </w:p>
+    <w:p>
+      <w:pPr>
+        <w:pStyle w:val="ListNumber"/>
+      </w:pPr>
+      <w:r>
+        <w:rPr>
+          <w:rFonts w:ascii="Microsoft YaHei" w:hAnsi="Microsoft YaHei" w:eastAsia="Microsoft YaHei"/>
+          <w:b/>
+          <w:sz w:val="21"/>
+        </w:rPr>
+        <w:t>探针 C(边界)</w:t>
+      </w:r>
+      <w:r>
+        <w:rPr>
+          <w:rFonts w:ascii="Microsoft YaHei" w:hAnsi="Microsoft YaHei" w:eastAsia="Microsoft YaHei"/>
+          <w:b w:val="0"/>
+          <w:sz w:val="21"/>
+        </w:rPr>
+        <w:t>:反事实令装卸与层高耦合 handle·(1+0.08·tier),布局 **30/30</w:t>
+      </w:r>
+    </w:p>
+    <w:p>
+      <w:r>
+        <w:rPr>
+          <w:rFonts w:ascii="Microsoft YaHei" w:hAnsi="Microsoft YaHei" w:eastAsia="Microsoft YaHei"/>
+          <w:b w:val="0"/>
+          <w:sz w:val="21"/>
+        </w:rPr>
+        <w:t>改变**(对比探针 B 的 0/90)——证明"位置相关"是布局改变的充要条件,我们的模型</w:t>
+      </w:r>
+    </w:p>
+    <w:p>
+      <w:r>
+        <w:rPr>
+          <w:rFonts w:ascii="Microsoft YaHei" w:hAnsi="Microsoft YaHei" w:eastAsia="Microsoft YaHei"/>
+          <w:b w:val="0"/>
+          <w:sz w:val="21"/>
+        </w:rPr>
+        <w:t>不含此耦合=正落零影响侧。</w:t>
+      </w:r>
+    </w:p>
+    <w:p>
+      <w:pPr>
+        <w:pStyle w:val="ListBullet"/>
+      </w:pPr>
+      <w:r>
+        <w:rPr>
+          <w:rFonts w:ascii="Microsoft YaHei" w:hAnsi="Microsoft YaHei" w:eastAsia="Microsoft YaHei"/>
+          <w:b w:val="0"/>
+          <w:sz w:val="21"/>
+        </w:rPr>
+        <w:t>结论:装卸三档 = 拟真时间估计的真实性(档3/U 节口径),</w:t>
+      </w:r>
+      <w:r>
+        <w:rPr>
+          <w:rFonts w:ascii="Microsoft YaHei" w:hAnsi="Microsoft YaHei" w:eastAsia="Microsoft YaHei"/>
+          <w:b/>
+          <w:sz w:val="21"/>
+        </w:rPr>
+        <w:t>非算法维度</w:t>
+      </w:r>
+      <w:r>
+        <w:rPr>
+          <w:rFonts w:ascii="Microsoft YaHei" w:hAnsi="Microsoft YaHei" w:eastAsia="Microsoft YaHei"/>
+          <w:b w:val="0"/>
+          <w:sz w:val="21"/>
+        </w:rPr>
+        <w:t>——报告将其</w:t>
+      </w:r>
+    </w:p>
+    <w:p>
+      <w:r>
+        <w:rPr>
+          <w:rFonts w:ascii="Microsoft YaHei" w:hAnsi="Microsoft YaHei" w:eastAsia="Microsoft YaHei"/>
+          <w:b w:val="0"/>
+          <w:sz w:val="21"/>
+        </w:rPr>
+        <w:t>降格为"拟真档时间口径说明",不占算法篇幅;但"我们证明了装卸为何不影响布局"本身</w:t>
+      </w:r>
+    </w:p>
+    <w:p>
+      <w:r>
+        <w:rPr>
+          <w:rFonts w:ascii="Microsoft YaHei" w:hAnsi="Microsoft YaHei" w:eastAsia="Microsoft YaHei"/>
+          <w:b w:val="0"/>
+          <w:sz w:val="21"/>
+        </w:rPr>
+        <w:t>=对问题结构的理解深度,评委追问时有硬答案。这是"简化复杂度"审计的一个正结果:</w:t>
+      </w:r>
+    </w:p>
+    <w:p>
+      <w:r>
+        <w:rPr>
+          <w:rFonts w:ascii="Microsoft YaHei" w:hAnsi="Microsoft YaHei" w:eastAsia="Microsoft YaHei"/>
+          <w:b w:val="0"/>
+          <w:sz w:val="21"/>
+        </w:rPr>
+        <w:t>确认 U2 装卸档在算法上可简,在拟真上有据,两者边界清晰。</w:t>
+      </w:r>
+    </w:p>
+    <w:p>
+      <w:pPr>
+        <w:pStyle w:val="ListBullet"/>
+      </w:pPr>
+      <w:r>
+        <w:rPr>
+          <w:rFonts w:ascii="Microsoft YaHei" w:hAnsi="Microsoft YaHei" w:eastAsia="Microsoft YaHei"/>
+          <w:b w:val="0"/>
+          <w:sz w:val="21"/>
+        </w:rPr>
+        <w:t>数据:控制台三探针;复现:</w:t>
+      </w:r>
+      <w:r>
+        <w:rPr>
+          <w:rFonts w:ascii="Consolas" w:hAnsi="Consolas" w:eastAsia="Microsoft YaHei"/>
+          <w:b w:val="0"/>
+          <w:color w:val="1A4D7C"/>
+          <w:sz w:val="21"/>
+        </w:rPr>
+        <w:t>python sim/handle_probe.py</w:t>
       </w:r>
       <w:r>
         <w:rPr>
